--- a/soportes/acuerdos/estudios_previos/template/plantilla_estudios_previos.docx
+++ b/soportes/acuerdos/estudios_previos/template/plantilla_estudios_previos.docx
@@ -37,6 +37,10 @@
     <w:p>
       <w:pPr>
         <w:jc w:val="center"/>
+        <w:rPr>
+          <w:b/>
+          <w:bCs/>
+        </w:rPr>
       </w:pPr>
       <w:r>
         <w:rPr>
@@ -7179,16 +7183,7 @@
           <w:sz w:val="20"/>
           <w:szCs w:val="20"/>
         </w:rPr>
-        <w:t>&lt;</w:t>
-      </w:r>
-      <w:r>
-        <w:rPr>
-          <w:rFonts w:ascii="Century Gothic" w:eastAsia="Century Gothic" w:hAnsi="Century Gothic" w:cs="Century Gothic"/>
-          <w:color w:val="000000" w:themeColor="text1"/>
-          <w:sz w:val="20"/>
-          <w:szCs w:val="20"/>
-        </w:rPr>
-        <w:t>&lt;ANTECEDENTES&gt;&gt;</w:t>
+        <w:t>&lt;&lt;ANTECEDENTES&gt;&gt;</w:t>
       </w:r>
       <w:r>
         <w:rPr>
@@ -7614,6 +7609,16 @@
           <w:szCs w:val="20"/>
           <w:lang w:val="es-ES" w:eastAsia="es-CO"/>
         </w:rPr>
+        <w:t xml:space="preserve"> será de</w:t>
+      </w:r>
+      <w:r>
+        <w:rPr>
+          <w:rStyle w:val="normaltextrun"/>
+          <w:rFonts w:ascii="Century Gothic" w:hAnsi="Century Gothic"/>
+          <w:sz w:val="20"/>
+          <w:szCs w:val="20"/>
+          <w:lang w:val="es-ES" w:eastAsia="es-CO"/>
+        </w:rPr>
         <w:t xml:space="preserve"> </w:t>
       </w:r>
       <w:r>
@@ -7624,7 +7629,7 @@
           <w:szCs w:val="20"/>
           <w:lang w:val="es-ES" w:eastAsia="es-CO"/>
         </w:rPr>
-        <w:t>será de</w:t>
+        <w:t xml:space="preserve">&lt;&lt;PLAZO_LETRAS&gt;&gt; </w:t>
       </w:r>
       <w:r>
         <w:rPr>
@@ -7634,6 +7639,36 @@
           <w:szCs w:val="20"/>
           <w:lang w:val="es-ES" w:eastAsia="es-CO"/>
         </w:rPr>
+        <w:t>(</w:t>
+      </w:r>
+      <w:r>
+        <w:rPr>
+          <w:rStyle w:val="normaltextrun"/>
+          <w:rFonts w:ascii="Century Gothic" w:hAnsi="Century Gothic"/>
+          <w:sz w:val="20"/>
+          <w:szCs w:val="20"/>
+          <w:lang w:val="es-ES" w:eastAsia="es-CO"/>
+        </w:rPr>
+        <w:t>&lt;&lt;PLAZO_NUM&gt;&gt;</w:t>
+      </w:r>
+      <w:r>
+        <w:rPr>
+          <w:rStyle w:val="normaltextrun"/>
+          <w:rFonts w:ascii="Century Gothic" w:hAnsi="Century Gothic"/>
+          <w:sz w:val="20"/>
+          <w:szCs w:val="20"/>
+          <w:lang w:val="es-ES" w:eastAsia="es-CO"/>
+        </w:rPr>
+        <w:t>)</w:t>
+      </w:r>
+      <w:r>
+        <w:rPr>
+          <w:rStyle w:val="normaltextrun"/>
+          <w:rFonts w:ascii="Century Gothic" w:hAnsi="Century Gothic"/>
+          <w:sz w:val="20"/>
+          <w:szCs w:val="20"/>
+          <w:lang w:val="es-ES" w:eastAsia="es-CO"/>
+        </w:rPr>
         <w:t xml:space="preserve"> </w:t>
       </w:r>
       <w:r>
@@ -7644,172 +7679,51 @@
           <w:szCs w:val="20"/>
           <w:lang w:val="es-ES" w:eastAsia="es-CO"/>
         </w:rPr>
-        <w:t>&lt;&lt;PLAZO</w:t>
-      </w:r>
-      <w:r>
-        <w:rPr>
-          <w:rStyle w:val="normaltextrun"/>
-          <w:rFonts w:ascii="Century Gothic" w:hAnsi="Century Gothic"/>
-          <w:sz w:val="20"/>
-          <w:szCs w:val="20"/>
+        <w:t xml:space="preserve">meses contados a partir de la aprobación por parte de PATRIMONIO NATURAL de las </w:t>
+      </w:r>
+      <w:r>
+        <w:rPr>
+          <w:rStyle w:val="normaltextrun"/>
+          <w:rFonts w:ascii="Century Gothic" w:hAnsi="Century Gothic"/>
+          <w:sz w:val="20"/>
+          <w:szCs w:val="20"/>
+          <w:highlight w:val="yellow"/>
           <w:lang w:val="es-ES" w:eastAsia="es-CO"/>
         </w:rPr>
-        <w:t>_LETRAS</w:t>
-      </w:r>
-      <w:r>
-        <w:rPr>
-          <w:rStyle w:val="normaltextrun"/>
-          <w:rFonts w:ascii="Century Gothic" w:hAnsi="Century Gothic"/>
-          <w:sz w:val="20"/>
-          <w:szCs w:val="20"/>
+        <w:t xml:space="preserve">garantías exigidas a </w:t>
+      </w:r>
+      <w:r>
+        <w:rPr>
+          <w:rStyle w:val="normaltextrun"/>
+          <w:rFonts w:ascii="Century Gothic" w:hAnsi="Century Gothic"/>
+          <w:sz w:val="20"/>
+          <w:szCs w:val="20"/>
+          <w:highlight w:val="yellow"/>
           <w:lang w:val="es-ES" w:eastAsia="es-CO"/>
         </w:rPr>
-        <w:t>&gt;&gt;</w:t>
-      </w:r>
-      <w:r>
-        <w:rPr>
-          <w:rStyle w:val="normaltextrun"/>
-          <w:rFonts w:ascii="Century Gothic" w:hAnsi="Century Gothic"/>
-          <w:sz w:val="20"/>
-          <w:szCs w:val="20"/>
+        <w:t>&lt;&lt;ACRONIMO_EI&gt;&gt;</w:t>
+      </w:r>
+      <w:r>
+        <w:rPr>
+          <w:rStyle w:val="normaltextrun"/>
+          <w:rFonts w:ascii="Century Gothic" w:hAnsi="Century Gothic"/>
+          <w:sz w:val="20"/>
+          <w:szCs w:val="20"/>
+          <w:highlight w:val="yellow"/>
           <w:lang w:val="es-ES" w:eastAsia="es-CO"/>
         </w:rPr>
-        <w:t xml:space="preserve"> </w:t>
-      </w:r>
-      <w:r>
-        <w:rPr>
-          <w:rStyle w:val="normaltextrun"/>
-          <w:rFonts w:ascii="Century Gothic" w:hAnsi="Century Gothic"/>
-          <w:sz w:val="20"/>
-          <w:szCs w:val="20"/>
-          <w:lang w:val="es-ES" w:eastAsia="es-CO"/>
-        </w:rPr>
-        <w:t>(</w:t>
-      </w:r>
-      <w:r>
-        <w:rPr>
-          <w:rStyle w:val="normaltextrun"/>
-          <w:rFonts w:ascii="Century Gothic" w:hAnsi="Century Gothic"/>
-          <w:sz w:val="20"/>
-          <w:szCs w:val="20"/>
-          <w:lang w:val="es-ES" w:eastAsia="es-CO"/>
-        </w:rPr>
-        <w:t>&lt;&lt;PLAZO</w:t>
-      </w:r>
-      <w:r>
-        <w:rPr>
-          <w:rStyle w:val="normaltextrun"/>
-          <w:rFonts w:ascii="Century Gothic" w:hAnsi="Century Gothic"/>
-          <w:sz w:val="20"/>
-          <w:szCs w:val="20"/>
-          <w:lang w:val="es-ES" w:eastAsia="es-CO"/>
-        </w:rPr>
-        <w:t>_NUM</w:t>
-      </w:r>
-      <w:r>
-        <w:rPr>
-          <w:rStyle w:val="normaltextrun"/>
-          <w:rFonts w:ascii="Century Gothic" w:hAnsi="Century Gothic"/>
-          <w:sz w:val="20"/>
-          <w:szCs w:val="20"/>
-          <w:lang w:val="es-ES" w:eastAsia="es-CO"/>
-        </w:rPr>
-        <w:t>&gt;&gt;</w:t>
-      </w:r>
-      <w:r>
-        <w:rPr>
-          <w:rStyle w:val="normaltextrun"/>
-          <w:rFonts w:ascii="Century Gothic" w:hAnsi="Century Gothic"/>
-          <w:sz w:val="20"/>
-          <w:szCs w:val="20"/>
-          <w:lang w:val="es-ES" w:eastAsia="es-CO"/>
-        </w:rPr>
-        <w:t>)</w:t>
-      </w:r>
-      <w:r>
-        <w:rPr>
-          <w:rStyle w:val="normaltextrun"/>
-          <w:rFonts w:ascii="Century Gothic" w:hAnsi="Century Gothic"/>
-          <w:sz w:val="20"/>
-          <w:szCs w:val="20"/>
-          <w:lang w:val="es-ES" w:eastAsia="es-CO"/>
-        </w:rPr>
-        <w:t xml:space="preserve"> </w:t>
-      </w:r>
-      <w:r>
-        <w:rPr>
-          <w:rStyle w:val="normaltextrun"/>
-          <w:rFonts w:ascii="Century Gothic" w:hAnsi="Century Gothic"/>
-          <w:sz w:val="20"/>
-          <w:szCs w:val="20"/>
-          <w:lang w:val="es-ES" w:eastAsia="es-CO"/>
-        </w:rPr>
-        <w:t>meses</w:t>
-      </w:r>
-      <w:r>
-        <w:rPr>
-          <w:rStyle w:val="normaltextrun"/>
-          <w:rFonts w:ascii="Century Gothic" w:hAnsi="Century Gothic"/>
-          <w:sz w:val="20"/>
-          <w:szCs w:val="20"/>
-          <w:lang w:val="es-ES" w:eastAsia="es-CO"/>
-        </w:rPr>
-        <w:t xml:space="preserve"> contados a partir de la aprobación por parte de </w:t>
-      </w:r>
-      <w:r>
+        <w:t>.</w:t>
+      </w:r>
+    </w:p>
+    <w:p>
+      <w:pPr>
+        <w:pStyle w:val="Default"/>
+        <w:jc w:val="both"/>
         <w:rPr>
           <w:rStyle w:val="normaltextrun"/>
           <w:rFonts w:ascii="Century Gothic" w:hAnsi="Century Gothic"/>
           <w:b/>
           <w:bCs/>
-          <w:sz w:val="20"/>
-          <w:szCs w:val="20"/>
-          <w:lang w:val="es-ES" w:eastAsia="es-CO"/>
-        </w:rPr>
-        <w:t>PATRIMONIO NATURAL</w:t>
-      </w:r>
-      <w:r>
-        <w:rPr>
-          <w:rStyle w:val="normaltextrun"/>
-          <w:rFonts w:ascii="Century Gothic" w:hAnsi="Century Gothic"/>
-          <w:sz w:val="20"/>
-          <w:szCs w:val="20"/>
-          <w:lang w:val="es-ES" w:eastAsia="es-CO"/>
-        </w:rPr>
-        <w:t xml:space="preserve"> de las garantías exigidas a </w:t>
-      </w:r>
-      <w:r>
-        <w:rPr>
-          <w:rStyle w:val="normaltextrun"/>
-          <w:rFonts w:ascii="Century Gothic" w:hAnsi="Century Gothic"/>
-          <w:b/>
-          <w:bCs/>
-          <w:sz w:val="20"/>
-          <w:szCs w:val="20"/>
-          <w:lang w:val="es-ES" w:eastAsia="es-CO"/>
-        </w:rPr>
-        <w:t>&lt;&lt;ACRONIMO_EI&gt;&gt;</w:t>
-      </w:r>
-      <w:r>
-        <w:rPr>
-          <w:rStyle w:val="normaltextrun"/>
-          <w:rFonts w:ascii="Century Gothic" w:hAnsi="Century Gothic"/>
-          <w:b/>
-          <w:bCs/>
-          <w:sz w:val="20"/>
-          <w:szCs w:val="20"/>
-          <w:lang w:val="es-ES" w:eastAsia="es-CO"/>
-        </w:rPr>
-        <w:t>.</w:t>
-      </w:r>
-    </w:p>
-    <w:p>
-      <w:pPr>
-        <w:pStyle w:val="Default"/>
-        <w:jc w:val="both"/>
-        <w:rPr>
-          <w:rStyle w:val="normaltextrun"/>
-          <w:rFonts w:ascii="Century Gothic" w:hAnsi="Century Gothic"/>
           <w:sz w:val="20"/>
           <w:szCs w:val="20"/>
           <w:lang w:eastAsia="es-CO"/>
@@ -15809,1185 +15723,16 @@
           <w:color w:val="000000" w:themeColor="text1"/>
           <w:sz w:val="20"/>
           <w:szCs w:val="20"/>
-          <w:lang w:val="es-ES"/>
-        </w:rPr>
-      </w:pPr>
-      <w:r>
-        <w:rPr>
-          <w:rFonts w:ascii="Century Gothic" w:eastAsia="Century Gothic" w:hAnsi="Century Gothic" w:cs="Century Gothic"/>
-          <w:b/>
-          <w:bCs/>
-          <w:color w:val="000000" w:themeColor="text1"/>
-          <w:sz w:val="20"/>
-          <w:szCs w:val="20"/>
-        </w:rPr>
-        <w:t xml:space="preserve">Objetivo específico 1. </w:t>
-      </w:r>
-      <w:r>
-        <w:rPr>
-          <w:rFonts w:ascii="Century Gothic" w:eastAsia="Century Gothic" w:hAnsi="Century Gothic" w:cs="Century Gothic"/>
-          <w:color w:val="000000" w:themeColor="text1"/>
-          <w:sz w:val="20"/>
-          <w:szCs w:val="20"/>
-          <w:lang w:val="es-ES"/>
-        </w:rPr>
-        <w:t>Elaborar los estudios y diseños para la construcción de la casa de Gobierno del Consejo Indígena del territorio de ARICA</w:t>
-      </w:r>
-    </w:p>
-    <w:p>
-      <w:pPr>
-        <w:pStyle w:val="NormalWeb"/>
-        <w:shd w:val="clear" w:color="auto" w:fill="FFFFFF" w:themeFill="background1"/>
-        <w:spacing w:before="0" w:beforeAutospacing="0" w:after="0" w:afterAutospacing="0" w:line="240" w:lineRule="atLeast"/>
-        <w:jc w:val="both"/>
-        <w:rPr>
-          <w:rFonts w:ascii="Century Gothic" w:eastAsia="Century Gothic" w:hAnsi="Century Gothic" w:cs="Century Gothic"/>
-          <w:b/>
-          <w:bCs/>
-          <w:color w:val="000000" w:themeColor="text1"/>
-          <w:sz w:val="20"/>
-          <w:szCs w:val="20"/>
-        </w:rPr>
-      </w:pPr>
-    </w:p>
-    <w:p>
-      <w:pPr>
-        <w:pStyle w:val="NormalWeb"/>
-        <w:shd w:val="clear" w:color="auto" w:fill="FFFFFF" w:themeFill="background1"/>
-        <w:spacing w:before="0" w:beforeAutospacing="0" w:after="0" w:afterAutospacing="0" w:line="240" w:lineRule="atLeast"/>
-        <w:jc w:val="both"/>
-        <w:rPr>
-          <w:rFonts w:ascii="Century Gothic" w:eastAsia="Century Gothic" w:hAnsi="Century Gothic" w:cs="Century Gothic"/>
-          <w:color w:val="000000" w:themeColor="text1"/>
-          <w:sz w:val="20"/>
-          <w:szCs w:val="20"/>
-        </w:rPr>
-      </w:pPr>
-      <w:r>
-        <w:rPr>
-          <w:rFonts w:ascii="Century Gothic" w:eastAsia="Century Gothic" w:hAnsi="Century Gothic" w:cs="Century Gothic"/>
-          <w:b/>
-          <w:bCs/>
-          <w:color w:val="000000" w:themeColor="text1"/>
-          <w:sz w:val="20"/>
-          <w:szCs w:val="20"/>
-        </w:rPr>
-        <w:t>Actividad 1.1.</w:t>
-      </w:r>
-      <w:r>
-        <w:rPr>
-          <w:rFonts w:ascii="Century Gothic" w:eastAsia="Century Gothic" w:hAnsi="Century Gothic" w:cs="Century Gothic"/>
-          <w:color w:val="000000" w:themeColor="text1"/>
-          <w:sz w:val="20"/>
-          <w:szCs w:val="20"/>
-        </w:rPr>
-        <w:t xml:space="preserve"> Formalización del Proyecto</w:t>
-      </w:r>
-    </w:p>
-    <w:p>
-      <w:pPr>
-        <w:pStyle w:val="NormalWeb"/>
-        <w:shd w:val="clear" w:color="auto" w:fill="FFFFFF" w:themeFill="background1"/>
-        <w:spacing w:before="0" w:beforeAutospacing="0" w:after="0" w:afterAutospacing="0" w:line="240" w:lineRule="atLeast"/>
-        <w:jc w:val="both"/>
-        <w:rPr>
-          <w:rFonts w:ascii="Century Gothic" w:eastAsia="Century Gothic" w:hAnsi="Century Gothic" w:cs="Century Gothic"/>
-          <w:b/>
-          <w:bCs/>
-          <w:color w:val="000000" w:themeColor="text1"/>
-          <w:sz w:val="20"/>
-          <w:szCs w:val="20"/>
-        </w:rPr>
-      </w:pPr>
-    </w:p>
-    <w:p>
-      <w:pPr>
-        <w:pStyle w:val="NormalWeb"/>
-        <w:shd w:val="clear" w:color="auto" w:fill="FFFFFF" w:themeFill="background1"/>
-        <w:spacing w:before="0" w:beforeAutospacing="0" w:after="0" w:afterAutospacing="0" w:line="240" w:lineRule="atLeast"/>
-        <w:jc w:val="both"/>
-        <w:rPr>
-          <w:rFonts w:ascii="Century Gothic" w:eastAsia="Century Gothic" w:hAnsi="Century Gothic" w:cs="Century Gothic"/>
-          <w:color w:val="000000" w:themeColor="text1"/>
-          <w:sz w:val="20"/>
-          <w:szCs w:val="20"/>
-        </w:rPr>
-      </w:pPr>
-      <w:r>
-        <w:rPr>
-          <w:rFonts w:ascii="Century Gothic" w:eastAsia="Century Gothic" w:hAnsi="Century Gothic" w:cs="Century Gothic"/>
-          <w:b/>
-          <w:bCs/>
-          <w:color w:val="000000" w:themeColor="text1"/>
-          <w:sz w:val="20"/>
-          <w:szCs w:val="20"/>
-        </w:rPr>
-        <w:t>Producto 0</w:t>
-      </w:r>
-      <w:r>
-        <w:rPr>
-          <w:rFonts w:ascii="Century Gothic" w:eastAsia="Century Gothic" w:hAnsi="Century Gothic" w:cs="Century Gothic"/>
-          <w:color w:val="000000" w:themeColor="text1"/>
-          <w:sz w:val="20"/>
-          <w:szCs w:val="20"/>
-        </w:rPr>
-        <w:t xml:space="preserve">: Perfeccionamiento del Subacuerdo, Plan de Adquisiciones del Acuerdo (PAA) y Estructura del Proyecto debidamente aprobados por el líder del Pilar 4 Gobernanza Ambiental con Pueblos Indígenas, </w:t>
-      </w:r>
-      <w:r>
-        <w:rPr>
-          <w:rFonts w:ascii="Century Gothic" w:eastAsia="Century Gothic" w:hAnsi="Century Gothic" w:cs="Century Gothic"/>
-          <w:color w:val="000000" w:themeColor="text1"/>
-          <w:sz w:val="20"/>
-          <w:szCs w:val="20"/>
-        </w:rPr>
-        <w:t xml:space="preserve">la Entidad Implementadora y </w:t>
-      </w:r>
-      <w:r>
-        <w:rPr>
-          <w:rFonts w:ascii="Century Gothic" w:eastAsia="Century Gothic" w:hAnsi="Century Gothic" w:cs="Century Gothic"/>
-          <w:color w:val="000000" w:themeColor="text1"/>
-          <w:sz w:val="20"/>
-          <w:szCs w:val="20"/>
-        </w:rPr>
-        <w:t>Patrimonio Natural. TdR del coordinador, contador y software contable</w:t>
-      </w:r>
-      <w:r>
-        <w:rPr>
-          <w:rFonts w:ascii="Century Gothic" w:eastAsia="Century Gothic" w:hAnsi="Century Gothic" w:cs="Century Gothic"/>
-          <w:color w:val="000000" w:themeColor="text1"/>
-          <w:sz w:val="20"/>
-          <w:szCs w:val="20"/>
-        </w:rPr>
-        <w:t>.</w:t>
-      </w:r>
-      <w:r>
-        <w:rPr>
-          <w:rFonts w:ascii="Century Gothic" w:eastAsia="Century Gothic" w:hAnsi="Century Gothic" w:cs="Century Gothic"/>
-          <w:color w:val="000000" w:themeColor="text1"/>
-          <w:sz w:val="20"/>
-          <w:szCs w:val="20"/>
-        </w:rPr>
-        <w:t xml:space="preserve"> </w:t>
-      </w:r>
-      <w:r>
-        <w:rPr>
-          <w:rFonts w:ascii="Century Gothic" w:eastAsia="Century Gothic" w:hAnsi="Century Gothic" w:cs="Century Gothic"/>
-          <w:color w:val="000000" w:themeColor="text1"/>
-          <w:sz w:val="20"/>
-          <w:szCs w:val="20"/>
-        </w:rPr>
-        <w:t>Póliza de garantías aprobada.</w:t>
-      </w:r>
-    </w:p>
-    <w:p>
-      <w:pPr>
-        <w:pStyle w:val="NormalWeb"/>
-        <w:shd w:val="clear" w:color="auto" w:fill="FFFFFF" w:themeFill="background1"/>
-        <w:spacing w:before="0" w:beforeAutospacing="0" w:after="0" w:afterAutospacing="0" w:line="240" w:lineRule="atLeast"/>
-        <w:ind w:left="1276"/>
-        <w:jc w:val="both"/>
-        <w:rPr>
-          <w:rFonts w:ascii="Century Gothic" w:eastAsia="Century Gothic" w:hAnsi="Century Gothic" w:cs="Century Gothic"/>
-          <w:color w:val="000000" w:themeColor="text1"/>
-          <w:sz w:val="20"/>
-          <w:szCs w:val="20"/>
-        </w:rPr>
-      </w:pPr>
-    </w:p>
-    <w:p>
-      <w:pPr>
-        <w:spacing w:after="0" w:line="240" w:lineRule="atLeast"/>
-        <w:jc w:val="both"/>
-        <w:rPr>
-          <w:rFonts w:ascii="Century Gothic" w:eastAsia="Century Gothic" w:hAnsi="Century Gothic" w:cs="Century Gothic"/>
-          <w:color w:val="000000" w:themeColor="text1"/>
-          <w:sz w:val="20"/>
-          <w:szCs w:val="20"/>
-        </w:rPr>
-      </w:pPr>
-      <w:r>
-        <w:rPr>
-          <w:rFonts w:ascii="Century Gothic" w:eastAsia="Century Gothic" w:hAnsi="Century Gothic" w:cs="Century Gothic"/>
-          <w:b/>
-          <w:bCs/>
-          <w:color w:val="000000" w:themeColor="text1"/>
-          <w:sz w:val="20"/>
-          <w:szCs w:val="20"/>
-        </w:rPr>
-        <w:t>Actividad 1.2.</w:t>
-      </w:r>
-      <w:r>
-        <w:rPr>
-          <w:rFonts w:ascii="Century Gothic" w:eastAsia="Century Gothic" w:hAnsi="Century Gothic" w:cs="Century Gothic"/>
-          <w:color w:val="000000" w:themeColor="text1"/>
-          <w:sz w:val="20"/>
-          <w:szCs w:val="20"/>
-        </w:rPr>
-        <w:t xml:space="preserve"> </w:t>
-      </w:r>
-      <w:r>
-        <w:rPr>
-          <w:rFonts w:ascii="Century Gothic" w:eastAsia="Century Gothic" w:hAnsi="Century Gothic" w:cs="Century Gothic"/>
-          <w:color w:val="000000" w:themeColor="text1"/>
-          <w:sz w:val="20"/>
-          <w:szCs w:val="20"/>
-        </w:rPr>
-        <w:t xml:space="preserve">Reunión de socialización, concertación con las autoridades del Consejo </w:t>
-      </w:r>
-      <w:r>
-        <w:rPr>
-          <w:rFonts w:ascii="Century Gothic" w:eastAsia="Century Gothic" w:hAnsi="Century Gothic" w:cs="Century Gothic"/>
-          <w:color w:val="000000" w:themeColor="text1"/>
-          <w:sz w:val="20"/>
-          <w:szCs w:val="20"/>
-        </w:rPr>
-        <w:t>Indígena</w:t>
-      </w:r>
-      <w:r>
-        <w:rPr>
-          <w:rFonts w:ascii="Century Gothic" w:eastAsia="Century Gothic" w:hAnsi="Century Gothic" w:cs="Century Gothic"/>
-          <w:color w:val="000000" w:themeColor="text1"/>
-          <w:sz w:val="20"/>
-          <w:szCs w:val="20"/>
-        </w:rPr>
-        <w:t xml:space="preserve"> del </w:t>
-      </w:r>
-      <w:r>
-        <w:rPr>
-          <w:rFonts w:ascii="Century Gothic" w:eastAsia="Century Gothic" w:hAnsi="Century Gothic" w:cs="Century Gothic"/>
-          <w:color w:val="000000" w:themeColor="text1"/>
-          <w:sz w:val="20"/>
-          <w:szCs w:val="20"/>
-        </w:rPr>
-        <w:t>territorio</w:t>
-      </w:r>
-      <w:r>
-        <w:rPr>
-          <w:rFonts w:ascii="Century Gothic" w:eastAsia="Century Gothic" w:hAnsi="Century Gothic" w:cs="Century Gothic"/>
-          <w:color w:val="000000" w:themeColor="text1"/>
-          <w:sz w:val="20"/>
-          <w:szCs w:val="20"/>
-        </w:rPr>
-        <w:t xml:space="preserve"> de ARICA, para definir el sitio de construcción, los criterios técnicos, ambientales, culturales y la caracterización </w:t>
-      </w:r>
-      <w:r>
-        <w:rPr>
-          <w:rFonts w:ascii="Century Gothic" w:eastAsia="Century Gothic" w:hAnsi="Century Gothic" w:cs="Century Gothic"/>
-          <w:color w:val="000000" w:themeColor="text1"/>
-          <w:sz w:val="20"/>
-          <w:szCs w:val="20"/>
-        </w:rPr>
-        <w:t>del terreno</w:t>
-      </w:r>
-    </w:p>
-    <w:p>
-      <w:pPr>
-        <w:spacing w:after="0" w:line="240" w:lineRule="atLeast"/>
-        <w:jc w:val="both"/>
-        <w:rPr>
-          <w:rFonts w:ascii="Century Gothic" w:eastAsia="Century Gothic" w:hAnsi="Century Gothic" w:cs="Century Gothic"/>
-          <w:color w:val="000000" w:themeColor="text1"/>
-          <w:sz w:val="20"/>
-          <w:szCs w:val="20"/>
-        </w:rPr>
-      </w:pPr>
-      <w:r>
-        <w:rPr>
-          <w:rFonts w:ascii="Century Gothic" w:eastAsia="Century Gothic" w:hAnsi="Century Gothic" w:cs="Century Gothic"/>
-          <w:color w:val="000000" w:themeColor="text1"/>
-          <w:sz w:val="20"/>
-          <w:szCs w:val="20"/>
-        </w:rPr>
-        <w:lastRenderedPageBreak/>
-        <w:t xml:space="preserve"> </w:t>
-      </w:r>
-    </w:p>
-    <w:p>
-      <w:pPr>
-        <w:spacing w:after="0" w:line="240" w:lineRule="atLeast"/>
-        <w:jc w:val="both"/>
-        <w:rPr>
-          <w:rFonts w:ascii="Century Gothic" w:eastAsia="Century Gothic" w:hAnsi="Century Gothic" w:cs="Century Gothic"/>
-          <w:color w:val="000000" w:themeColor="text1"/>
-          <w:sz w:val="20"/>
-          <w:szCs w:val="20"/>
-        </w:rPr>
-      </w:pPr>
-      <w:r>
-        <w:rPr>
-          <w:rFonts w:ascii="Century Gothic" w:eastAsia="Century Gothic" w:hAnsi="Century Gothic" w:cs="Century Gothic"/>
-          <w:b/>
-          <w:bCs/>
-          <w:color w:val="000000" w:themeColor="text1"/>
-          <w:sz w:val="20"/>
-          <w:szCs w:val="20"/>
-        </w:rPr>
-        <w:t>P</w:t>
-      </w:r>
-      <w:r>
-        <w:rPr>
-          <w:rFonts w:ascii="Century Gothic" w:eastAsia="Century Gothic" w:hAnsi="Century Gothic" w:cs="Century Gothic"/>
-          <w:b/>
-          <w:bCs/>
-          <w:color w:val="000000" w:themeColor="text1"/>
-          <w:sz w:val="20"/>
-          <w:szCs w:val="20"/>
-        </w:rPr>
-        <w:t>roducto 1:</w:t>
-      </w:r>
-      <w:r>
-        <w:rPr>
-          <w:rFonts w:ascii="Century Gothic" w:eastAsia="Century Gothic" w:hAnsi="Century Gothic" w:cs="Century Gothic"/>
-          <w:color w:val="000000" w:themeColor="text1"/>
-          <w:sz w:val="20"/>
-          <w:szCs w:val="20"/>
-        </w:rPr>
-        <w:t xml:space="preserve"> Estudios y diseños definitivos de la obra, acompañados de la memoria del proceso de concertación y del registro fotográfico.</w:t>
-      </w:r>
-    </w:p>
-    <w:p>
-      <w:pPr>
-        <w:spacing w:after="0" w:line="240" w:lineRule="atLeast"/>
-        <w:jc w:val="both"/>
-        <w:rPr>
-          <w:rFonts w:ascii="Century Gothic" w:eastAsia="Century Gothic" w:hAnsi="Century Gothic" w:cs="Century Gothic"/>
-          <w:color w:val="000000" w:themeColor="text1"/>
-          <w:sz w:val="20"/>
-          <w:szCs w:val="20"/>
-        </w:rPr>
-      </w:pPr>
-    </w:p>
-    <w:p>
-      <w:pPr>
-        <w:pStyle w:val="NormalWeb"/>
-        <w:shd w:val="clear" w:color="auto" w:fill="FFFFFF" w:themeFill="background1"/>
-        <w:spacing w:before="0" w:beforeAutospacing="0" w:after="0" w:afterAutospacing="0" w:line="240" w:lineRule="atLeast"/>
-        <w:jc w:val="both"/>
-        <w:rPr>
-          <w:rFonts w:ascii="Century Gothic" w:eastAsia="Century Gothic" w:hAnsi="Century Gothic" w:cs="Century Gothic"/>
-          <w:color w:val="000000" w:themeColor="text1"/>
-          <w:sz w:val="20"/>
-          <w:szCs w:val="20"/>
-          <w:lang w:val="es-ES"/>
-        </w:rPr>
-      </w:pPr>
-      <w:r>
-        <w:rPr>
-          <w:rFonts w:ascii="Century Gothic" w:eastAsia="Century Gothic" w:hAnsi="Century Gothic" w:cs="Century Gothic"/>
-          <w:b/>
-          <w:bCs/>
-          <w:color w:val="000000" w:themeColor="text1"/>
-          <w:sz w:val="20"/>
-          <w:szCs w:val="20"/>
-          <w:u w:val="single"/>
-          <w:lang w:val="es-ES"/>
-        </w:rPr>
-        <w:t xml:space="preserve">Objetivo específico 2: </w:t>
-      </w:r>
-      <w:r>
-        <w:rPr>
-          <w:rFonts w:ascii="Century Gothic" w:eastAsia="Century Gothic" w:hAnsi="Century Gothic" w:cs="Century Gothic"/>
-          <w:color w:val="000000" w:themeColor="text1"/>
-          <w:sz w:val="20"/>
-          <w:szCs w:val="20"/>
-          <w:lang w:val="es-ES"/>
-        </w:rPr>
-        <w:t>Construir la casa de Gobierno del Consejo Indígena del territorio de ARICA</w:t>
-      </w:r>
-    </w:p>
-    <w:p>
-      <w:pPr>
-        <w:spacing w:after="0" w:line="240" w:lineRule="atLeast"/>
-        <w:jc w:val="both"/>
-        <w:rPr>
-          <w:rFonts w:ascii="Century Gothic" w:eastAsia="Century Gothic" w:hAnsi="Century Gothic" w:cs="Century Gothic"/>
-          <w:color w:val="000000" w:themeColor="text1"/>
-          <w:sz w:val="20"/>
-          <w:szCs w:val="20"/>
-          <w:lang w:val="es-ES"/>
-        </w:rPr>
-      </w:pPr>
-    </w:p>
-    <w:p>
-      <w:pPr>
-        <w:spacing w:after="0" w:line="240" w:lineRule="atLeast"/>
-        <w:jc w:val="both"/>
-        <w:rPr>
-          <w:rFonts w:ascii="Century Gothic" w:eastAsia="Century Gothic" w:hAnsi="Century Gothic" w:cs="Century Gothic"/>
-          <w:color w:val="000000" w:themeColor="text1"/>
-          <w:sz w:val="20"/>
-          <w:szCs w:val="20"/>
-        </w:rPr>
-      </w:pPr>
-      <w:r>
-        <w:rPr>
-          <w:rFonts w:ascii="Century Gothic" w:eastAsia="Century Gothic" w:hAnsi="Century Gothic" w:cs="Century Gothic"/>
-          <w:b/>
-          <w:bCs/>
-          <w:color w:val="000000" w:themeColor="text1"/>
-          <w:sz w:val="20"/>
-          <w:szCs w:val="20"/>
-        </w:rPr>
-        <w:t xml:space="preserve">Actividad </w:t>
-      </w:r>
-      <w:r>
-        <w:rPr>
-          <w:rFonts w:ascii="Century Gothic" w:eastAsia="Century Gothic" w:hAnsi="Century Gothic" w:cs="Century Gothic"/>
-          <w:b/>
-          <w:bCs/>
-          <w:color w:val="000000" w:themeColor="text1"/>
-          <w:sz w:val="20"/>
-          <w:szCs w:val="20"/>
-        </w:rPr>
-        <w:t>2</w:t>
-      </w:r>
-      <w:r>
-        <w:rPr>
-          <w:rFonts w:ascii="Century Gothic" w:eastAsia="Century Gothic" w:hAnsi="Century Gothic" w:cs="Century Gothic"/>
-          <w:b/>
-          <w:bCs/>
-          <w:color w:val="000000" w:themeColor="text1"/>
-          <w:sz w:val="20"/>
-          <w:szCs w:val="20"/>
-        </w:rPr>
-        <w:t>.</w:t>
-      </w:r>
-      <w:r>
-        <w:rPr>
-          <w:rFonts w:ascii="Century Gothic" w:eastAsia="Century Gothic" w:hAnsi="Century Gothic" w:cs="Century Gothic"/>
-          <w:b/>
-          <w:bCs/>
-          <w:color w:val="000000" w:themeColor="text1"/>
-          <w:sz w:val="20"/>
-          <w:szCs w:val="20"/>
-        </w:rPr>
-        <w:t>1</w:t>
-      </w:r>
-      <w:r>
-        <w:t xml:space="preserve"> </w:t>
-      </w:r>
-      <w:r>
-        <w:rPr>
-          <w:rFonts w:ascii="Century Gothic" w:eastAsia="Century Gothic" w:hAnsi="Century Gothic" w:cs="Century Gothic"/>
-          <w:color w:val="000000" w:themeColor="text1"/>
-          <w:sz w:val="20"/>
-          <w:szCs w:val="20"/>
-        </w:rPr>
-        <w:t xml:space="preserve">Construcción </w:t>
-      </w:r>
-      <w:r>
-        <w:rPr>
-          <w:rFonts w:ascii="Century Gothic" w:eastAsia="Century Gothic" w:hAnsi="Century Gothic" w:cs="Century Gothic"/>
-          <w:color w:val="000000" w:themeColor="text1"/>
-          <w:sz w:val="20"/>
-          <w:szCs w:val="20"/>
-        </w:rPr>
-        <w:t>de la</w:t>
-      </w:r>
-      <w:r>
-        <w:rPr>
-          <w:rFonts w:ascii="Century Gothic" w:eastAsia="Century Gothic" w:hAnsi="Century Gothic" w:cs="Century Gothic"/>
-          <w:color w:val="000000" w:themeColor="text1"/>
-          <w:sz w:val="20"/>
-          <w:szCs w:val="20"/>
-        </w:rPr>
-        <w:t xml:space="preserve"> casa de Gobierno </w:t>
-      </w:r>
-      <w:r>
-        <w:rPr>
-          <w:rFonts w:ascii="Century Gothic" w:eastAsia="Century Gothic" w:hAnsi="Century Gothic" w:cs="Century Gothic"/>
-          <w:color w:val="000000" w:themeColor="text1"/>
-          <w:sz w:val="20"/>
-          <w:szCs w:val="20"/>
-        </w:rPr>
-        <w:t>de acuerdo</w:t>
-      </w:r>
-      <w:r>
-        <w:rPr>
-          <w:rFonts w:ascii="Century Gothic" w:eastAsia="Century Gothic" w:hAnsi="Century Gothic" w:cs="Century Gothic"/>
-          <w:color w:val="000000" w:themeColor="text1"/>
-          <w:sz w:val="20"/>
-          <w:szCs w:val="20"/>
-        </w:rPr>
-        <w:t xml:space="preserve"> con los diseños aprobados.</w:t>
-      </w:r>
-    </w:p>
-    <w:p>
-      <w:pPr>
-        <w:spacing w:after="0" w:line="240" w:lineRule="atLeast"/>
-        <w:jc w:val="both"/>
-        <w:rPr>
-          <w:rFonts w:ascii="Century Gothic" w:eastAsia="Century Gothic" w:hAnsi="Century Gothic" w:cs="Century Gothic"/>
-          <w:color w:val="000000" w:themeColor="text1"/>
-          <w:sz w:val="20"/>
-          <w:szCs w:val="20"/>
-        </w:rPr>
-      </w:pPr>
-    </w:p>
-    <w:p>
-      <w:pPr>
-        <w:spacing w:after="0" w:line="240" w:lineRule="atLeast"/>
-        <w:jc w:val="both"/>
-        <w:rPr>
-          <w:rFonts w:ascii="Century Gothic" w:eastAsia="Century Gothic" w:hAnsi="Century Gothic" w:cs="Century Gothic"/>
-          <w:color w:val="000000" w:themeColor="text1"/>
-          <w:sz w:val="20"/>
-          <w:szCs w:val="20"/>
-          <w:lang w:val="es-ES"/>
-        </w:rPr>
-      </w:pPr>
-      <w:r>
-        <w:rPr>
-          <w:rFonts w:ascii="Century Gothic" w:eastAsia="Century Gothic" w:hAnsi="Century Gothic" w:cs="Century Gothic"/>
-          <w:b/>
-          <w:bCs/>
-          <w:color w:val="000000" w:themeColor="text1"/>
-          <w:sz w:val="20"/>
-          <w:szCs w:val="20"/>
-          <w:lang w:val="es-ES"/>
-        </w:rPr>
-        <w:t>Producto 2:</w:t>
-      </w:r>
-      <w:r>
-        <w:rPr>
-          <w:rFonts w:ascii="Century Gothic" w:eastAsia="Century Gothic" w:hAnsi="Century Gothic" w:cs="Century Gothic"/>
-          <w:color w:val="000000" w:themeColor="text1"/>
-          <w:sz w:val="20"/>
-          <w:szCs w:val="20"/>
-          <w:lang w:val="es-ES"/>
-        </w:rPr>
-        <w:t xml:space="preserve"> Actas de entrega de materiales y </w:t>
-      </w:r>
-      <w:r>
-        <w:rPr>
-          <w:rFonts w:ascii="Century Gothic" w:eastAsia="Century Gothic" w:hAnsi="Century Gothic" w:cs="Century Gothic"/>
-          <w:color w:val="000000" w:themeColor="text1"/>
-          <w:sz w:val="20"/>
-          <w:szCs w:val="20"/>
-          <w:lang w:val="es-ES"/>
-        </w:rPr>
-        <w:t xml:space="preserve">un informe de </w:t>
-      </w:r>
-      <w:r>
-        <w:rPr>
-          <w:rFonts w:ascii="Century Gothic" w:eastAsia="Century Gothic" w:hAnsi="Century Gothic" w:cs="Century Gothic"/>
-          <w:color w:val="000000" w:themeColor="text1"/>
-          <w:sz w:val="20"/>
-          <w:szCs w:val="20"/>
-          <w:lang w:val="es-ES"/>
-        </w:rPr>
-        <w:t>vinculación de mano de obra</w:t>
-      </w:r>
-    </w:p>
-    <w:p>
-      <w:pPr>
-        <w:spacing w:after="0" w:line="240" w:lineRule="atLeast"/>
-        <w:jc w:val="both"/>
-        <w:rPr>
-          <w:rFonts w:ascii="Century Gothic" w:eastAsia="Century Gothic" w:hAnsi="Century Gothic" w:cs="Century Gothic"/>
-          <w:color w:val="000000" w:themeColor="text1"/>
-          <w:sz w:val="20"/>
-          <w:szCs w:val="20"/>
-          <w:lang w:val="es-ES"/>
-        </w:rPr>
-      </w:pPr>
-    </w:p>
-    <w:p>
-      <w:pPr>
-        <w:spacing w:after="0" w:line="240" w:lineRule="atLeast"/>
-        <w:jc w:val="both"/>
-        <w:rPr>
-          <w:rFonts w:ascii="Century Gothic" w:eastAsia="Century Gothic" w:hAnsi="Century Gothic" w:cs="Century Gothic"/>
-          <w:color w:val="000000" w:themeColor="text1"/>
-          <w:sz w:val="20"/>
-          <w:szCs w:val="20"/>
-          <w:lang w:val="es-ES"/>
-        </w:rPr>
-      </w:pPr>
-      <w:r>
-        <w:rPr>
-          <w:rFonts w:ascii="Century Gothic" w:eastAsia="Century Gothic" w:hAnsi="Century Gothic" w:cs="Century Gothic"/>
-          <w:b/>
-          <w:bCs/>
-          <w:color w:val="000000" w:themeColor="text1"/>
-          <w:sz w:val="20"/>
-          <w:szCs w:val="20"/>
-          <w:lang w:val="es-ES"/>
-        </w:rPr>
-        <w:t>Producto 3:</w:t>
-      </w:r>
-      <w:r>
-        <w:rPr>
-          <w:rFonts w:ascii="Century Gothic" w:eastAsia="Century Gothic" w:hAnsi="Century Gothic" w:cs="Century Gothic"/>
-          <w:color w:val="000000" w:themeColor="text1"/>
-          <w:sz w:val="20"/>
-          <w:szCs w:val="20"/>
-          <w:lang w:val="es-ES"/>
-        </w:rPr>
-        <w:t xml:space="preserve"> Informe inicial de la interventoría </w:t>
-      </w:r>
-    </w:p>
-    <w:p>
-      <w:pPr>
-        <w:spacing w:after="0" w:line="240" w:lineRule="atLeast"/>
-        <w:jc w:val="both"/>
-        <w:rPr>
-          <w:rFonts w:ascii="Century Gothic" w:eastAsia="Century Gothic" w:hAnsi="Century Gothic" w:cs="Century Gothic"/>
-          <w:color w:val="000000" w:themeColor="text1"/>
-          <w:sz w:val="20"/>
-          <w:szCs w:val="20"/>
-          <w:lang w:val="es-ES"/>
-        </w:rPr>
-      </w:pPr>
-    </w:p>
-    <w:p>
-      <w:pPr>
-        <w:spacing w:after="0" w:line="240" w:lineRule="atLeast"/>
-        <w:jc w:val="both"/>
-        <w:rPr>
-          <w:rFonts w:ascii="Century Gothic" w:eastAsia="Century Gothic" w:hAnsi="Century Gothic" w:cs="Century Gothic"/>
-          <w:color w:val="000000" w:themeColor="text1"/>
-          <w:sz w:val="20"/>
-          <w:szCs w:val="20"/>
-          <w:lang w:val="es-ES"/>
-        </w:rPr>
-      </w:pPr>
-      <w:r>
-        <w:rPr>
-          <w:rFonts w:ascii="Century Gothic" w:eastAsia="Century Gothic" w:hAnsi="Century Gothic" w:cs="Century Gothic"/>
-          <w:b/>
-          <w:bCs/>
-          <w:color w:val="000000" w:themeColor="text1"/>
-          <w:sz w:val="20"/>
-          <w:szCs w:val="20"/>
-          <w:lang w:val="es-ES"/>
-        </w:rPr>
-        <w:t>Producto 4:</w:t>
-      </w:r>
-      <w:r>
-        <w:rPr>
-          <w:rFonts w:ascii="Century Gothic" w:eastAsia="Century Gothic" w:hAnsi="Century Gothic" w:cs="Century Gothic"/>
-          <w:color w:val="000000" w:themeColor="text1"/>
-          <w:sz w:val="20"/>
-          <w:szCs w:val="20"/>
-          <w:lang w:val="es-ES"/>
-        </w:rPr>
-        <w:t xml:space="preserve"> Acta de recibo de obra suscrita por la interventoría y la Asociación.</w:t>
-      </w:r>
-    </w:p>
-    <w:p>
-      <w:pPr>
-        <w:spacing w:after="0" w:line="240" w:lineRule="atLeast"/>
-        <w:jc w:val="both"/>
-        <w:rPr>
-          <w:rFonts w:ascii="Century Gothic" w:eastAsia="Century Gothic" w:hAnsi="Century Gothic" w:cs="Century Gothic"/>
-          <w:color w:val="000000" w:themeColor="text1"/>
-          <w:sz w:val="20"/>
-          <w:szCs w:val="20"/>
-          <w:lang w:val="es-ES"/>
-        </w:rPr>
-      </w:pPr>
-    </w:p>
-    <w:p>
-      <w:pPr>
-        <w:spacing w:after="0" w:line="240" w:lineRule="atLeast"/>
-        <w:jc w:val="both"/>
-        <w:rPr>
-          <w:rFonts w:ascii="Century Gothic" w:eastAsia="Century Gothic" w:hAnsi="Century Gothic" w:cs="Century Gothic"/>
-          <w:b/>
-          <w:bCs/>
-          <w:color w:val="000000" w:themeColor="text1"/>
-          <w:sz w:val="20"/>
-          <w:szCs w:val="20"/>
-        </w:rPr>
-      </w:pPr>
-      <w:r>
-        <w:rPr>
-          <w:rFonts w:ascii="Century Gothic" w:eastAsia="Century Gothic" w:hAnsi="Century Gothic" w:cs="Century Gothic"/>
-          <w:b/>
-          <w:bCs/>
-          <w:color w:val="000000" w:themeColor="text1"/>
-          <w:sz w:val="20"/>
-          <w:szCs w:val="20"/>
-        </w:rPr>
-        <w:t xml:space="preserve">Actividad </w:t>
-      </w:r>
-      <w:r>
-        <w:rPr>
-          <w:rFonts w:ascii="Century Gothic" w:eastAsia="Century Gothic" w:hAnsi="Century Gothic" w:cs="Century Gothic"/>
-          <w:b/>
-          <w:bCs/>
-          <w:color w:val="000000" w:themeColor="text1"/>
-          <w:sz w:val="20"/>
-          <w:szCs w:val="20"/>
-        </w:rPr>
-        <w:t>2</w:t>
-      </w:r>
-      <w:r>
-        <w:rPr>
-          <w:rFonts w:ascii="Century Gothic" w:eastAsia="Century Gothic" w:hAnsi="Century Gothic" w:cs="Century Gothic"/>
-          <w:b/>
-          <w:bCs/>
-          <w:color w:val="000000" w:themeColor="text1"/>
-          <w:sz w:val="20"/>
-          <w:szCs w:val="20"/>
-        </w:rPr>
-        <w:t>.</w:t>
-      </w:r>
-      <w:r>
-        <w:rPr>
-          <w:rFonts w:ascii="Century Gothic" w:eastAsia="Century Gothic" w:hAnsi="Century Gothic" w:cs="Century Gothic"/>
-          <w:b/>
-          <w:bCs/>
-          <w:color w:val="000000" w:themeColor="text1"/>
-          <w:sz w:val="20"/>
-          <w:szCs w:val="20"/>
-        </w:rPr>
-        <w:t xml:space="preserve">2. </w:t>
-      </w:r>
-      <w:r>
-        <w:rPr>
-          <w:rFonts w:ascii="Century Gothic" w:eastAsia="Century Gothic" w:hAnsi="Century Gothic" w:cs="Century Gothic"/>
-          <w:color w:val="000000" w:themeColor="text1"/>
-          <w:sz w:val="20"/>
-          <w:szCs w:val="20"/>
-        </w:rPr>
-        <w:t>Entrega y puesta en funcionamiento de la casa de Gobierno con las autoridades y comunidades del territorio de ARICA</w:t>
-      </w:r>
-      <w:r>
-        <w:rPr>
-          <w:rFonts w:ascii="Century Gothic" w:eastAsia="Century Gothic" w:hAnsi="Century Gothic" w:cs="Century Gothic"/>
-          <w:b/>
-          <w:bCs/>
-          <w:color w:val="000000" w:themeColor="text1"/>
-          <w:sz w:val="20"/>
-          <w:szCs w:val="20"/>
-        </w:rPr>
-        <w:t>.</w:t>
-      </w:r>
-    </w:p>
-    <w:p>
-      <w:pPr>
-        <w:spacing w:after="0" w:line="240" w:lineRule="atLeast"/>
-        <w:jc w:val="both"/>
-        <w:rPr>
-          <w:rFonts w:ascii="Century Gothic" w:eastAsia="Century Gothic" w:hAnsi="Century Gothic" w:cs="Century Gothic"/>
-          <w:b/>
-          <w:bCs/>
-          <w:color w:val="000000" w:themeColor="text1"/>
-          <w:sz w:val="20"/>
-          <w:szCs w:val="20"/>
-        </w:rPr>
-      </w:pPr>
-    </w:p>
-    <w:p>
-      <w:pPr>
-        <w:spacing w:after="0" w:line="240" w:lineRule="atLeast"/>
-        <w:jc w:val="both"/>
-        <w:rPr>
-          <w:rFonts w:ascii="Century Gothic" w:eastAsia="Century Gothic" w:hAnsi="Century Gothic" w:cs="Century Gothic"/>
-          <w:color w:val="000000" w:themeColor="text1"/>
-          <w:sz w:val="20"/>
-          <w:szCs w:val="20"/>
-          <w:lang w:val="es-ES"/>
-        </w:rPr>
-      </w:pPr>
-      <w:r>
-        <w:rPr>
-          <w:rFonts w:ascii="Century Gothic" w:eastAsia="Century Gothic" w:hAnsi="Century Gothic" w:cs="Century Gothic"/>
-          <w:b/>
-          <w:bCs/>
-          <w:color w:val="000000" w:themeColor="text1"/>
-          <w:sz w:val="20"/>
-          <w:szCs w:val="20"/>
-          <w:lang w:val="es-ES"/>
-        </w:rPr>
-        <w:t>Producto 5:</w:t>
-      </w:r>
-      <w:r>
-        <w:rPr>
-          <w:rFonts w:ascii="Century Gothic" w:eastAsia="Century Gothic" w:hAnsi="Century Gothic" w:cs="Century Gothic"/>
-          <w:color w:val="000000" w:themeColor="text1"/>
-          <w:sz w:val="20"/>
-          <w:szCs w:val="20"/>
-          <w:lang w:val="es-ES"/>
-        </w:rPr>
-        <w:t xml:space="preserve"> Acta de entrega de la obra al Consejo del territorio de ARICA. Registro fotográfico, listado de asistencia</w:t>
-      </w:r>
-    </w:p>
-    <w:p>
-      <w:pPr>
-        <w:spacing w:after="0" w:line="240" w:lineRule="atLeast"/>
-        <w:jc w:val="both"/>
-        <w:rPr>
-          <w:rFonts w:ascii="Century Gothic" w:eastAsia="Century Gothic" w:hAnsi="Century Gothic" w:cs="Century Gothic"/>
-          <w:color w:val="000000" w:themeColor="text1"/>
-          <w:sz w:val="20"/>
-          <w:szCs w:val="20"/>
-        </w:rPr>
-      </w:pPr>
-    </w:p>
-    <w:p>
-      <w:pPr>
-        <w:pStyle w:val="NormalWeb"/>
-        <w:shd w:val="clear" w:color="auto" w:fill="FFFFFF" w:themeFill="background1"/>
-        <w:spacing w:before="0" w:beforeAutospacing="0" w:after="0" w:afterAutospacing="0"/>
-        <w:ind w:right="60" w:hanging="10"/>
-        <w:jc w:val="both"/>
-        <w:rPr>
-          <w:rFonts w:ascii="Century Gothic" w:eastAsia="Century Gothic" w:hAnsi="Century Gothic" w:cs="Century Gothic"/>
-          <w:color w:val="000000" w:themeColor="text1"/>
-          <w:sz w:val="20"/>
-          <w:szCs w:val="20"/>
-        </w:rPr>
-      </w:pPr>
-      <w:r>
-        <w:rPr>
-          <w:rFonts w:ascii="Century Gothic" w:eastAsia="Century Gothic" w:hAnsi="Century Gothic" w:cs="Century Gothic"/>
-          <w:color w:val="000000" w:themeColor="text1"/>
-          <w:sz w:val="20"/>
-          <w:szCs w:val="20"/>
-        </w:rPr>
-        <w:t xml:space="preserve">La eliminación de productos y/o actividades del presente Subacuerdo </w:t>
-      </w:r>
-      <w:r>
-        <w:rPr>
-          <w:rFonts w:ascii="Century Gothic" w:eastAsia="Century Gothic" w:hAnsi="Century Gothic" w:cs="Century Gothic"/>
-          <w:color w:val="000000" w:themeColor="text1"/>
-          <w:sz w:val="20"/>
-          <w:szCs w:val="20"/>
-        </w:rPr>
-        <w:t>deberá realizarse por escrito, p</w:t>
-      </w:r>
-      <w:r>
-        <w:rPr>
-          <w:rFonts w:ascii="Century Gothic" w:eastAsia="Century Gothic" w:hAnsi="Century Gothic" w:cs="Century Gothic"/>
-          <w:color w:val="000000" w:themeColor="text1"/>
-          <w:sz w:val="20"/>
-          <w:szCs w:val="20"/>
-        </w:rPr>
-        <w:t xml:space="preserve">revia solicitud </w:t>
-      </w:r>
-      <w:r>
-        <w:rPr>
-          <w:rFonts w:ascii="Century Gothic" w:eastAsia="Century Gothic" w:hAnsi="Century Gothic" w:cs="Century Gothic"/>
-          <w:color w:val="000000" w:themeColor="text1"/>
-          <w:sz w:val="20"/>
-          <w:szCs w:val="20"/>
-        </w:rPr>
-        <w:t xml:space="preserve">del </w:t>
-      </w:r>
-      <w:r>
-        <w:rPr>
-          <w:rFonts w:ascii="Century Gothic" w:eastAsia="Century Gothic" w:hAnsi="Century Gothic" w:cs="Century Gothic"/>
-          <w:color w:val="000000" w:themeColor="text1"/>
-          <w:sz w:val="20"/>
-          <w:szCs w:val="20"/>
-        </w:rPr>
-        <w:t>Supervisor</w:t>
-      </w:r>
-      <w:r>
-        <w:rPr>
-          <w:rFonts w:ascii="Century Gothic" w:eastAsia="Century Gothic" w:hAnsi="Century Gothic" w:cs="Century Gothic"/>
-          <w:color w:val="000000" w:themeColor="text1"/>
-          <w:sz w:val="20"/>
-          <w:szCs w:val="20"/>
-        </w:rPr>
-        <w:t>, s</w:t>
-      </w:r>
-      <w:r>
-        <w:rPr>
-          <w:rFonts w:ascii="Century Gothic" w:eastAsia="Century Gothic" w:hAnsi="Century Gothic" w:cs="Century Gothic"/>
-          <w:color w:val="000000" w:themeColor="text1"/>
-          <w:sz w:val="20"/>
-          <w:szCs w:val="20"/>
-        </w:rPr>
-        <w:t xml:space="preserve">iempre </w:t>
-      </w:r>
-      <w:r>
-        <w:rPr>
-          <w:rFonts w:ascii="Century Gothic" w:eastAsia="Century Gothic" w:hAnsi="Century Gothic" w:cs="Century Gothic"/>
-          <w:color w:val="000000" w:themeColor="text1"/>
-          <w:sz w:val="20"/>
-          <w:szCs w:val="20"/>
-        </w:rPr>
-        <w:t xml:space="preserve">que la entidad cumpla con las siguientes condiciones: </w:t>
-      </w:r>
-    </w:p>
-    <w:p>
-      <w:pPr>
-        <w:pStyle w:val="NormalWeb"/>
-        <w:shd w:val="clear" w:color="auto" w:fill="FFFFFF" w:themeFill="background1"/>
-        <w:spacing w:before="0" w:beforeAutospacing="0" w:after="0" w:afterAutospacing="0"/>
-        <w:ind w:right="60" w:hanging="10"/>
-        <w:jc w:val="both"/>
-        <w:rPr>
-          <w:rFonts w:ascii="Century Gothic" w:eastAsia="Century Gothic" w:hAnsi="Century Gothic" w:cs="Century Gothic"/>
-          <w:color w:val="000000" w:themeColor="text1"/>
-          <w:sz w:val="20"/>
-          <w:szCs w:val="20"/>
-        </w:rPr>
-      </w:pPr>
-    </w:p>
-    <w:p>
-      <w:pPr>
-        <w:pStyle w:val="NormalWeb"/>
-        <w:numPr>
-          <w:ilvl w:val="0"/>
-          <w:numId w:val="16"/>
-        </w:numPr>
-        <w:shd w:val="clear" w:color="auto" w:fill="FFFFFF" w:themeFill="background1"/>
-        <w:spacing w:before="0" w:beforeAutospacing="0" w:after="0" w:afterAutospacing="0"/>
-        <w:jc w:val="both"/>
-        <w:rPr>
-          <w:rFonts w:ascii="Century Gothic" w:eastAsia="Century Gothic" w:hAnsi="Century Gothic" w:cs="Century Gothic"/>
-          <w:color w:val="000000" w:themeColor="text1"/>
-          <w:sz w:val="20"/>
-          <w:szCs w:val="20"/>
-        </w:rPr>
-      </w:pPr>
-      <w:r>
-        <w:rPr>
-          <w:rFonts w:ascii="Century Gothic" w:eastAsia="Century Gothic" w:hAnsi="Century Gothic" w:cs="Century Gothic"/>
-          <w:color w:val="000000" w:themeColor="text1"/>
-          <w:sz w:val="20"/>
-          <w:szCs w:val="20"/>
-        </w:rPr>
-        <w:t>El producto o actividad a elimina</w:t>
-      </w:r>
-      <w:r>
-        <w:rPr>
-          <w:rFonts w:ascii="Century Gothic" w:eastAsia="Century Gothic" w:hAnsi="Century Gothic" w:cs="Century Gothic"/>
-          <w:color w:val="000000" w:themeColor="text1"/>
-          <w:sz w:val="20"/>
-          <w:szCs w:val="20"/>
-        </w:rPr>
-        <w:t xml:space="preserve">r </w:t>
-      </w:r>
-      <w:r>
-        <w:rPr>
-          <w:rFonts w:ascii="Century Gothic" w:eastAsia="Century Gothic" w:hAnsi="Century Gothic" w:cs="Century Gothic"/>
-          <w:color w:val="000000" w:themeColor="text1"/>
-          <w:sz w:val="20"/>
-          <w:szCs w:val="20"/>
-        </w:rPr>
-        <w:t>no debe afectar el cumplimiento del objetivo del Subacuerdo.</w:t>
-      </w:r>
-    </w:p>
-    <w:p>
-      <w:pPr>
-        <w:pStyle w:val="NormalWeb"/>
-        <w:numPr>
-          <w:ilvl w:val="0"/>
-          <w:numId w:val="16"/>
-        </w:numPr>
-        <w:shd w:val="clear" w:color="auto" w:fill="FFFFFF" w:themeFill="background1"/>
-        <w:spacing w:before="0" w:beforeAutospacing="0" w:after="0" w:afterAutospacing="0"/>
-        <w:jc w:val="both"/>
-        <w:rPr>
-          <w:rFonts w:ascii="Century Gothic" w:eastAsia="Century Gothic" w:hAnsi="Century Gothic" w:cs="Century Gothic"/>
-          <w:color w:val="000000" w:themeColor="text1"/>
-          <w:sz w:val="20"/>
-          <w:szCs w:val="20"/>
-        </w:rPr>
-      </w:pPr>
-      <w:r>
-        <w:rPr>
-          <w:rFonts w:ascii="Century Gothic" w:eastAsia="Century Gothic" w:hAnsi="Century Gothic" w:cs="Century Gothic"/>
-          <w:color w:val="000000" w:themeColor="text1"/>
-          <w:sz w:val="20"/>
-          <w:szCs w:val="20"/>
-        </w:rPr>
-        <w:t>El producto o actividad a eliminar no debe</w:t>
-      </w:r>
-      <w:r>
-        <w:rPr>
-          <w:rFonts w:ascii="Century Gothic" w:eastAsia="Century Gothic" w:hAnsi="Century Gothic" w:cs="Century Gothic"/>
-          <w:color w:val="000000" w:themeColor="text1"/>
-          <w:sz w:val="20"/>
-          <w:szCs w:val="20"/>
-        </w:rPr>
-        <w:t>rá ser un in</w:t>
-      </w:r>
-      <w:r>
-        <w:rPr>
-          <w:rFonts w:ascii="Century Gothic" w:eastAsia="Century Gothic" w:hAnsi="Century Gothic" w:cs="Century Gothic"/>
-          <w:color w:val="000000" w:themeColor="text1"/>
-          <w:sz w:val="20"/>
-          <w:szCs w:val="20"/>
-        </w:rPr>
-        <w:t xml:space="preserve">sumo </w:t>
-      </w:r>
-      <w:r>
-        <w:rPr>
-          <w:rFonts w:ascii="Century Gothic" w:eastAsia="Century Gothic" w:hAnsi="Century Gothic" w:cs="Century Gothic"/>
-          <w:color w:val="000000" w:themeColor="text1"/>
-          <w:sz w:val="20"/>
-          <w:szCs w:val="20"/>
-        </w:rPr>
-        <w:t xml:space="preserve">esencial para la ejecución de </w:t>
-      </w:r>
-      <w:r>
-        <w:rPr>
-          <w:rFonts w:ascii="Century Gothic" w:eastAsia="Century Gothic" w:hAnsi="Century Gothic" w:cs="Century Gothic"/>
-          <w:color w:val="000000" w:themeColor="text1"/>
-          <w:sz w:val="20"/>
-          <w:szCs w:val="20"/>
-        </w:rPr>
-        <w:t>otro producto o actividad relacionado.</w:t>
-      </w:r>
-    </w:p>
-    <w:p>
-      <w:pPr>
-        <w:pStyle w:val="NormalWeb"/>
-        <w:numPr>
-          <w:ilvl w:val="0"/>
-          <w:numId w:val="16"/>
-        </w:numPr>
-        <w:shd w:val="clear" w:color="auto" w:fill="FFFFFF" w:themeFill="background1"/>
-        <w:spacing w:before="0" w:beforeAutospacing="0" w:after="0" w:afterAutospacing="0"/>
-        <w:jc w:val="both"/>
-        <w:rPr>
-          <w:rFonts w:ascii="Century Gothic" w:eastAsia="Century Gothic" w:hAnsi="Century Gothic" w:cs="Century Gothic"/>
-          <w:color w:val="000000" w:themeColor="text1"/>
-          <w:sz w:val="20"/>
-          <w:szCs w:val="20"/>
-        </w:rPr>
-      </w:pPr>
-      <w:r>
-        <w:rPr>
-          <w:rFonts w:ascii="Century Gothic" w:eastAsia="Century Gothic" w:hAnsi="Century Gothic" w:cs="Century Gothic"/>
-          <w:color w:val="000000" w:themeColor="text1"/>
-          <w:sz w:val="20"/>
-          <w:szCs w:val="20"/>
-        </w:rPr>
-        <w:t xml:space="preserve">En caso de que el producto cuente </w:t>
-      </w:r>
-      <w:r>
-        <w:rPr>
-          <w:rFonts w:ascii="Century Gothic" w:eastAsia="Century Gothic" w:hAnsi="Century Gothic" w:cs="Century Gothic"/>
-          <w:color w:val="000000" w:themeColor="text1"/>
-          <w:sz w:val="20"/>
-          <w:szCs w:val="20"/>
-        </w:rPr>
-        <w:t xml:space="preserve">con un presupuesto asignado en el Plan de Adquisiciones del Subacuerdo, </w:t>
-      </w:r>
-      <w:r>
-        <w:rPr>
-          <w:rFonts w:ascii="Century Gothic" w:eastAsia="Century Gothic" w:hAnsi="Century Gothic" w:cs="Century Gothic"/>
-          <w:color w:val="000000" w:themeColor="text1"/>
-          <w:sz w:val="20"/>
-          <w:szCs w:val="20"/>
-        </w:rPr>
-        <w:t xml:space="preserve">deberá tramitarse la </w:t>
-      </w:r>
-      <w:r>
-        <w:rPr>
-          <w:rFonts w:ascii="Century Gothic" w:eastAsia="Century Gothic" w:hAnsi="Century Gothic" w:cs="Century Gothic"/>
-          <w:color w:val="000000" w:themeColor="text1"/>
-          <w:sz w:val="20"/>
-          <w:szCs w:val="20"/>
-        </w:rPr>
-        <w:t>respectiva modificación al PAA.</w:t>
-      </w:r>
-    </w:p>
-    <w:p>
-      <w:pPr>
-        <w:pStyle w:val="NormalWeb"/>
-        <w:numPr>
-          <w:ilvl w:val="0"/>
-          <w:numId w:val="16"/>
-        </w:numPr>
-        <w:shd w:val="clear" w:color="auto" w:fill="FFFFFF" w:themeFill="background1"/>
-        <w:spacing w:before="0" w:beforeAutospacing="0" w:after="0" w:afterAutospacing="0"/>
-        <w:jc w:val="both"/>
-        <w:rPr>
-          <w:rFonts w:ascii="Century Gothic" w:eastAsia="Century Gothic" w:hAnsi="Century Gothic" w:cs="Century Gothic"/>
-          <w:color w:val="000000" w:themeColor="text1"/>
-          <w:sz w:val="20"/>
-          <w:szCs w:val="20"/>
-        </w:rPr>
-      </w:pPr>
-      <w:r>
-        <w:rPr>
-          <w:rFonts w:ascii="Century Gothic" w:eastAsia="Century Gothic" w:hAnsi="Century Gothic" w:cs="Century Gothic"/>
-          <w:color w:val="000000" w:themeColor="text1"/>
-          <w:sz w:val="20"/>
-          <w:szCs w:val="20"/>
-        </w:rPr>
-        <w:t>La eliminación de</w:t>
-      </w:r>
-      <w:r>
-        <w:rPr>
-          <w:rFonts w:ascii="Century Gothic" w:eastAsia="Century Gothic" w:hAnsi="Century Gothic" w:cs="Century Gothic"/>
-          <w:color w:val="000000" w:themeColor="text1"/>
-          <w:sz w:val="20"/>
-          <w:szCs w:val="20"/>
-        </w:rPr>
-        <w:t xml:space="preserve"> un producto o actividad</w:t>
-      </w:r>
-      <w:r>
-        <w:rPr>
-          <w:rFonts w:ascii="Century Gothic" w:eastAsia="Century Gothic" w:hAnsi="Century Gothic" w:cs="Century Gothic"/>
-          <w:color w:val="000000" w:themeColor="text1"/>
-          <w:sz w:val="20"/>
-          <w:szCs w:val="20"/>
-        </w:rPr>
-        <w:t xml:space="preserve"> implicará la actualización correspondiente del </w:t>
-      </w:r>
-      <w:r>
-        <w:rPr>
-          <w:rFonts w:ascii="Century Gothic" w:eastAsia="Century Gothic" w:hAnsi="Century Gothic" w:cs="Century Gothic"/>
-          <w:color w:val="000000" w:themeColor="text1"/>
-          <w:sz w:val="20"/>
-          <w:szCs w:val="20"/>
-        </w:rPr>
-        <w:t>cronograma del Subacuerdo.</w:t>
-      </w:r>
-    </w:p>
-    <w:p>
-      <w:pPr>
-        <w:pStyle w:val="NormalWeb"/>
-        <w:numPr>
-          <w:ilvl w:val="0"/>
-          <w:numId w:val="16"/>
-        </w:numPr>
-        <w:shd w:val="clear" w:color="auto" w:fill="FFFFFF" w:themeFill="background1"/>
-        <w:spacing w:before="0" w:beforeAutospacing="0" w:after="0" w:afterAutospacing="0" w:line="240" w:lineRule="atLeast"/>
-        <w:jc w:val="both"/>
-        <w:rPr>
-          <w:rFonts w:ascii="Century Gothic" w:eastAsia="Century Gothic" w:hAnsi="Century Gothic" w:cs="Century Gothic"/>
-          <w:color w:val="000000" w:themeColor="text1"/>
-          <w:sz w:val="20"/>
-          <w:szCs w:val="20"/>
-        </w:rPr>
-      </w:pPr>
-      <w:r>
-        <w:rPr>
-          <w:rFonts w:ascii="Century Gothic" w:eastAsia="Century Gothic" w:hAnsi="Century Gothic" w:cs="Century Gothic"/>
-          <w:sz w:val="20"/>
-          <w:szCs w:val="20"/>
-          <w:lang w:eastAsia="en-US"/>
-        </w:rPr>
-        <w:t>La solicitud de eliminación deberá estar debidamente justificada y sustentada, indicando claramente las causa</w:t>
-      </w:r>
-      <w:r>
-        <w:rPr>
-          <w:rFonts w:ascii="Century Gothic" w:eastAsia="Century Gothic" w:hAnsi="Century Gothic" w:cs="Century Gothic"/>
-          <w:sz w:val="20"/>
-          <w:szCs w:val="20"/>
-          <w:lang w:eastAsia="en-US"/>
-        </w:rPr>
-        <w:t>s</w:t>
-      </w:r>
-      <w:r>
-        <w:rPr>
-          <w:rFonts w:ascii="Century Gothic" w:eastAsia="Century Gothic" w:hAnsi="Century Gothic" w:cs="Century Gothic"/>
-          <w:sz w:val="20"/>
-          <w:szCs w:val="20"/>
-          <w:lang w:eastAsia="en-US"/>
-        </w:rPr>
-        <w:t xml:space="preserve"> que la motivan.</w:t>
+        </w:rPr>
+      </w:pPr>
+      <w:r>
+        <w:rPr>
+          <w:rFonts w:ascii="Century Gothic" w:eastAsia="Century Gothic" w:hAnsi="Century Gothic" w:cs="Century Gothic"/>
+          <w:color w:val="000000" w:themeColor="text1"/>
+          <w:sz w:val="20"/>
+          <w:szCs w:val="20"/>
+        </w:rPr>
+        <w:t>&lt;&lt;OBJETIVOS_ACTIVIDADES_PRODUCTOS&gt;&gt;</w:t>
       </w:r>
     </w:p>
     <w:p>
@@ -17385,6 +16130,7 @@
                 <w:sz w:val="20"/>
                 <w:szCs w:val="20"/>
               </w:rPr>
+              <w:lastRenderedPageBreak/>
               <w:t>Informe</w:t>
             </w:r>
           </w:p>
@@ -17696,7 +16442,6 @@
                 <w:sz w:val="20"/>
                 <w:szCs w:val="20"/>
               </w:rPr>
-              <w:lastRenderedPageBreak/>
               <w:t>Informe Técnico Inicial </w:t>
             </w:r>
           </w:p>
@@ -19610,7 +18355,6 @@
           <w:sz w:val="20"/>
           <w:szCs w:val="20"/>
         </w:rPr>
-        <w:lastRenderedPageBreak/>
         <w:t>PATRIMONIO NATURAL</w:t>
       </w:r>
       <w:r>
@@ -19660,7 +18404,7 @@
           <w:sz w:val="20"/>
           <w:szCs w:val="20"/>
         </w:rPr>
-        <w:t>APORTE_FPN</w:t>
+        <w:t>APORTE_FPN_LETRAS</w:t>
       </w:r>
       <w:r>
         <w:rPr>
@@ -19671,7 +18415,7 @@
           <w:sz w:val="20"/>
           <w:szCs w:val="20"/>
         </w:rPr>
-        <w:t>_LETRAS</w:t>
+        <w:t>&gt;&gt;</w:t>
       </w:r>
       <w:r>
         <w:rPr>
@@ -19682,29 +18426,7 @@
           <w:sz w:val="20"/>
           <w:szCs w:val="20"/>
         </w:rPr>
-        <w:t>&gt;&gt;</w:t>
-      </w:r>
-      <w:r>
-        <w:rPr>
-          <w:rFonts w:ascii="Century Gothic" w:eastAsia="Century Gothic" w:hAnsi="Century Gothic" w:cs="Century Gothic"/>
-          <w:b/>
-          <w:bCs/>
-          <w:color w:val="000000" w:themeColor="text1"/>
-          <w:sz w:val="20"/>
-          <w:szCs w:val="20"/>
-        </w:rPr>
-        <w:t xml:space="preserve"> PESOS</w:t>
-      </w:r>
-      <w:r>
-        <w:rPr>
-          <w:rFonts w:ascii="Century Gothic" w:eastAsia="Century Gothic" w:hAnsi="Century Gothic" w:cs="Century Gothic"/>
-          <w:b/>
-          <w:bCs/>
-          <w:color w:val="000000" w:themeColor="text1"/>
-          <w:sz w:val="20"/>
-          <w:szCs w:val="20"/>
-        </w:rPr>
-        <w:t xml:space="preserve"> </w:t>
+        <w:t xml:space="preserve"> PESOS </w:t>
       </w:r>
       <w:r>
         <w:rPr>
@@ -19956,7 +18678,7 @@
           <w:sz w:val="20"/>
           <w:szCs w:val="20"/>
         </w:rPr>
-        <w:t>APORTES_EI</w:t>
+        <w:t>APORTES_EI_LETRAS</w:t>
       </w:r>
       <w:r>
         <w:rPr>
@@ -19967,7 +18689,7 @@
           <w:sz w:val="20"/>
           <w:szCs w:val="20"/>
         </w:rPr>
-        <w:t>_LETRAS</w:t>
+        <w:t>&gt;&gt;</w:t>
       </w:r>
       <w:r>
         <w:rPr>
@@ -19978,7 +18700,7 @@
           <w:sz w:val="20"/>
           <w:szCs w:val="20"/>
         </w:rPr>
-        <w:t>&gt;&gt;</w:t>
+        <w:t xml:space="preserve"> PESOS M/CTE ($ </w:t>
       </w:r>
       <w:r>
         <w:rPr>
@@ -19989,7 +18711,7 @@
           <w:sz w:val="20"/>
           <w:szCs w:val="20"/>
         </w:rPr>
-        <w:t xml:space="preserve"> PESOS M/CTE ($ </w:t>
+        <w:t>&lt;&lt;</w:t>
       </w:r>
       <w:r>
         <w:rPr>
@@ -20000,51 +18722,7 @@
           <w:sz w:val="20"/>
           <w:szCs w:val="20"/>
         </w:rPr>
-        <w:t>&lt;&lt;</w:t>
-      </w:r>
-      <w:r>
-        <w:rPr>
-          <w:rFonts w:ascii="Century Gothic" w:eastAsia="Century Gothic" w:hAnsi="Century Gothic" w:cs="Century Gothic"/>
-          <w:b/>
-          <w:bCs/>
-          <w:color w:val="000000" w:themeColor="text1"/>
-          <w:sz w:val="20"/>
-          <w:szCs w:val="20"/>
-        </w:rPr>
-        <w:t>APORTE</w:t>
-      </w:r>
-      <w:r>
-        <w:rPr>
-          <w:rFonts w:ascii="Century Gothic" w:eastAsia="Century Gothic" w:hAnsi="Century Gothic" w:cs="Century Gothic"/>
-          <w:b/>
-          <w:bCs/>
-          <w:color w:val="000000" w:themeColor="text1"/>
-          <w:sz w:val="20"/>
-          <w:szCs w:val="20"/>
-        </w:rPr>
-        <w:t>S</w:t>
-      </w:r>
-      <w:r>
-        <w:rPr>
-          <w:rFonts w:ascii="Century Gothic" w:eastAsia="Century Gothic" w:hAnsi="Century Gothic" w:cs="Century Gothic"/>
-          <w:b/>
-          <w:bCs/>
-          <w:color w:val="000000" w:themeColor="text1"/>
-          <w:sz w:val="20"/>
-          <w:szCs w:val="20"/>
-        </w:rPr>
-        <w:t>_</w:t>
-      </w:r>
-      <w:r>
-        <w:rPr>
-          <w:rFonts w:ascii="Century Gothic" w:eastAsia="Century Gothic" w:hAnsi="Century Gothic" w:cs="Century Gothic"/>
-          <w:b/>
-          <w:bCs/>
-          <w:color w:val="000000" w:themeColor="text1"/>
-          <w:sz w:val="20"/>
-          <w:szCs w:val="20"/>
-        </w:rPr>
-        <w:t>EI</w:t>
+        <w:t>APORTES_EI</w:t>
       </w:r>
       <w:r>
         <w:rPr>
@@ -20369,18 +19047,7 @@
           <w:sz w:val="20"/>
           <w:szCs w:val="20"/>
         </w:rPr>
-        <w:t xml:space="preserve"> </w:t>
-      </w:r>
-      <w:r>
-        <w:rPr>
-          <w:rFonts w:ascii="Century Gothic" w:eastAsia="Century Gothic" w:hAnsi="Century Gothic" w:cs="Century Gothic"/>
-          <w:b/>
-          <w:bCs/>
-          <w:color w:val="000000" w:themeColor="text1"/>
-          <w:sz w:val="20"/>
-          <w:szCs w:val="20"/>
-        </w:rPr>
-        <w:t>&gt;&gt;</w:t>
+        <w:t xml:space="preserve"> &gt;&gt;</w:t>
       </w:r>
       <w:r>
         <w:rPr>
@@ -20503,18 +19170,7 @@
           <w:sz w:val="20"/>
           <w:szCs w:val="20"/>
         </w:rPr>
-        <w:t>EI</w:t>
-      </w:r>
-      <w:r>
-        <w:rPr>
-          <w:rFonts w:ascii="Century Gothic" w:eastAsia="Century Gothic" w:hAnsi="Century Gothic" w:cs="Century Gothic"/>
-          <w:b/>
-          <w:bCs/>
-          <w:color w:val="000000" w:themeColor="text1"/>
-          <w:sz w:val="20"/>
-          <w:szCs w:val="20"/>
-        </w:rPr>
-        <w:t>_LETRAS</w:t>
+        <w:t>EI_LETRAS</w:t>
       </w:r>
       <w:r>
         <w:rPr>
@@ -21889,6 +20545,7 @@
           <w:sz w:val="20"/>
           <w:szCs w:val="20"/>
         </w:rPr>
+        <w:lastRenderedPageBreak/>
         <w:t xml:space="preserve">Convenio de </w:t>
       </w:r>
       <w:r>
@@ -21943,17 +20600,7 @@
           <w:sz w:val="20"/>
           <w:szCs w:val="20"/>
         </w:rPr>
-        <w:t xml:space="preserve">ser objeto de aportes </w:t>
-      </w:r>
-      <w:r>
-        <w:rPr>
-          <w:rFonts w:ascii="Century Gothic" w:eastAsia="Century Gothic" w:hAnsi="Century Gothic" w:cs="Century Gothic"/>
-          <w:color w:val="000000" w:themeColor="text1"/>
-          <w:sz w:val="20"/>
-          <w:szCs w:val="20"/>
-        </w:rPr>
-        <w:lastRenderedPageBreak/>
-        <w:t>voluntarios</w:t>
+        <w:t>ser objeto de aportes voluntarios</w:t>
       </w:r>
       <w:r>
         <w:rPr>
@@ -22696,6 +21343,77 @@
         </w:rPr>
         <w:t>establecidos para cada desembolso, conforme al siguiente esquema:</w:t>
       </w:r>
+    </w:p>
+    <w:p>
+      <w:pPr>
+        <w:pStyle w:val="NoSpacing"/>
+        <w:jc w:val="both"/>
+        <w:rPr>
+          <w:rFonts w:ascii="Century Gothic" w:eastAsia="Century Gothic" w:hAnsi="Century Gothic" w:cs="Century Gothic"/>
+          <w:color w:val="000000" w:themeColor="text1"/>
+          <w:sz w:val="20"/>
+          <w:szCs w:val="20"/>
+        </w:rPr>
+      </w:pPr>
+    </w:p>
+    <w:p>
+      <w:pPr>
+        <w:pStyle w:val="NoSpacing"/>
+        <w:jc w:val="both"/>
+        <w:rPr>
+          <w:rFonts w:ascii="Century Gothic" w:eastAsia="Century Gothic" w:hAnsi="Century Gothic" w:cs="Century Gothic"/>
+          <w:b/>
+          <w:bCs/>
+          <w:color w:val="000000" w:themeColor="text1"/>
+          <w:sz w:val="20"/>
+          <w:szCs w:val="20"/>
+        </w:rPr>
+      </w:pPr>
+      <w:r>
+        <w:rPr>
+          <w:rFonts w:ascii="Century Gothic" w:eastAsia="Century Gothic" w:hAnsi="Century Gothic" w:cs="Century Gothic"/>
+          <w:b/>
+          <w:bCs/>
+          <w:color w:val="000000" w:themeColor="text1"/>
+          <w:sz w:val="20"/>
+          <w:szCs w:val="20"/>
+        </w:rPr>
+        <w:t>&lt;&lt;</w:t>
+      </w:r>
+      <w:r>
+        <w:rPr>
+          <w:rFonts w:ascii="Century Gothic" w:eastAsia="Century Gothic" w:hAnsi="Century Gothic" w:cs="Century Gothic"/>
+          <w:b/>
+          <w:bCs/>
+          <w:color w:val="000000" w:themeColor="text1"/>
+          <w:sz w:val="20"/>
+          <w:szCs w:val="20"/>
+        </w:rPr>
+        <w:t>DESEMBOLSOS</w:t>
+      </w:r>
+      <w:r>
+        <w:rPr>
+          <w:rFonts w:ascii="Century Gothic" w:eastAsia="Century Gothic" w:hAnsi="Century Gothic" w:cs="Century Gothic"/>
+          <w:b/>
+          <w:bCs/>
+          <w:color w:val="000000" w:themeColor="text1"/>
+          <w:sz w:val="20"/>
+          <w:szCs w:val="20"/>
+        </w:rPr>
+        <w:t>&gt;&gt;</w:t>
+      </w:r>
+    </w:p>
+    <w:p>
+      <w:pPr>
+        <w:pStyle w:val="NoSpacing"/>
+        <w:jc w:val="both"/>
+        <w:rPr>
+          <w:rFonts w:ascii="Century Gothic" w:eastAsia="Century Gothic" w:hAnsi="Century Gothic" w:cs="Century Gothic"/>
+          <w:color w:val="000000" w:themeColor="text1"/>
+          <w:sz w:val="20"/>
+          <w:szCs w:val="20"/>
+        </w:rPr>
+      </w:pPr>
     </w:p>
     <w:p>
       <w:pPr>
@@ -32262,7 +30980,7 @@
   </w:style>
   <w:style w:type="character" w:customStyle="1" w:styleId="ListParagraphChar">
     <w:name w:val="List Paragraph Char"/>
-    <w:aliases w:val="Ha Char,Bolita Char,Guión Char,Párrafo de lista3 Char,BOLA Char,Párrafo de lista21 Char,Titulo 8 Char,TITULO1REQ Char,BOLADEF Char,Párrafo de lista1 Char,Lista multicolor - Énfasis 11 Char,titulo 3 Char,HOJA Char,Nivel 1 OS Char"/>
+    <w:aliases w:val="List Char,Ha Char,Bolita Char,Guión Char,Párrafo de lista3 Char,BOLA Char,Párrafo de lista21 Char,Titulo 8 Char,TITULO1REQ Char,BOLADEF Char,Párrafo de lista1 Char,Lista multicolor - Énfasis 11 Char,titulo 3 Char,HOJA Char,lp1 Char"/>
     <w:link w:val="ListParagraph"/>
     <w:uiPriority w:val="34"/>
     <w:rsid w:val="00DA681D"/>
@@ -32831,12 +31549,7 @@
 </file>
 
 <file path=customXml/item2.xml><?xml version="1.0" encoding="utf-8"?>
-<?mso-contentType ?>
-<FormTemplates xmlns="http://schemas.microsoft.com/sharepoint/v3/contenttype/forms">
-  <Display>DocumentLibraryForm</Display>
-  <Edit>DocumentLibraryForm</Edit>
-  <New>DocumentLibraryForm</New>
-</FormTemplates>
+<b:Sources xmlns:b="http://schemas.openxmlformats.org/officeDocument/2006/bibliography" xmlns="http://schemas.openxmlformats.org/officeDocument/2006/bibliography" SelectedStyle="\APASixthEditionOfficeOnline.xsl" StyleName="APA" Version="6"/>
 </file>
 
 <file path=customXml/item3.xml><?xml version="1.0" encoding="utf-8"?>
@@ -33069,7 +31782,12 @@
 </file>
 
 <file path=customXml/item4.xml><?xml version="1.0" encoding="utf-8"?>
-<b:Sources xmlns:b="http://schemas.openxmlformats.org/officeDocument/2006/bibliography" xmlns="http://schemas.openxmlformats.org/officeDocument/2006/bibliography" SelectedStyle="\APASixthEditionOfficeOnline.xsl" StyleName="APA" Version="6"/>
+<?mso-contentType ?>
+<FormTemplates xmlns="http://schemas.microsoft.com/sharepoint/v3/contenttype/forms">
+  <Display>DocumentLibraryForm</Display>
+  <Edit>DocumentLibraryForm</Edit>
+  <New>DocumentLibraryForm</New>
+</FormTemplates>
 </file>
 
 <file path=customXml/itemProps1.xml><?xml version="1.0" encoding="utf-8"?>
@@ -33082,9 +31800,9 @@
 </file>
 
 <file path=customXml/itemProps2.xml><?xml version="1.0" encoding="utf-8"?>
-<ds:datastoreItem xmlns:ds="http://schemas.openxmlformats.org/officeDocument/2006/customXml" ds:itemID="{6805979E-7D1C-4B05-980C-96E9943DAFAB}">
+<ds:datastoreItem xmlns:ds="http://schemas.openxmlformats.org/officeDocument/2006/customXml" ds:itemID="{4A904C35-EF4F-46BC-BC5D-EDDE4BF73A0B}">
   <ds:schemaRefs>
-    <ds:schemaRef ds:uri="http://schemas.microsoft.com/sharepoint/v3/contenttype/forms"/>
+    <ds:schemaRef ds:uri="http://schemas.openxmlformats.org/officeDocument/2006/bibliography"/>
   </ds:schemaRefs>
 </ds:datastoreItem>
 </file>
@@ -33109,9 +31827,9 @@
 </file>
 
 <file path=customXml/itemProps4.xml><?xml version="1.0" encoding="utf-8"?>
-<ds:datastoreItem xmlns:ds="http://schemas.openxmlformats.org/officeDocument/2006/customXml" ds:itemID="{4A904C35-EF4F-46BC-BC5D-EDDE4BF73A0B}">
+<ds:datastoreItem xmlns:ds="http://schemas.openxmlformats.org/officeDocument/2006/customXml" ds:itemID="{6805979E-7D1C-4B05-980C-96E9943DAFAB}">
   <ds:schemaRefs>
-    <ds:schemaRef ds:uri="http://schemas.openxmlformats.org/officeDocument/2006/bibliography"/>
+    <ds:schemaRef ds:uri="http://schemas.microsoft.com/sharepoint/v3/contenttype/forms"/>
   </ds:schemaRefs>
 </ds:datastoreItem>
 </file>
--- a/soportes/acuerdos/estudios_previos/template/plantilla_estudios_previos.docx
+++ b/soportes/acuerdos/estudios_previos/template/plantilla_estudios_previos.docx
@@ -737,18 +737,7 @@
           <w:szCs w:val="20"/>
           <w:lang w:eastAsia="es-ES"/>
         </w:rPr>
-        <w:t>isterio de Ambiente y Desarrollo Sostenible (</w:t>
-      </w:r>
-      <w:proofErr w:type="spellStart"/>
-      <w:r>
-        <w:rPr>
-          <w:rFonts w:ascii="Century Gothic" w:eastAsia="Century Gothic" w:hAnsi="Century Gothic" w:cs="Century Gothic"/>
-          <w:color w:val="000000" w:themeColor="text1"/>
-          <w:sz w:val="20"/>
-          <w:szCs w:val="20"/>
-          <w:lang w:eastAsia="es-ES"/>
-        </w:rPr>
-        <w:t>Mina</w:t>
+        <w:t>isterio de Ambiente y Desarrollo Sostenible (Mina</w:t>
       </w:r>
       <w:r>
         <w:rPr>
@@ -760,7 +749,6 @@
         </w:rPr>
         <w:t>mbiente</w:t>
       </w:r>
-      <w:proofErr w:type="spellEnd"/>
       <w:r>
         <w:rPr>
           <w:rFonts w:ascii="Century Gothic" w:eastAsia="Century Gothic" w:hAnsi="Century Gothic" w:cs="Century Gothic"/>
@@ -1161,29 +1149,7 @@
           <w:szCs w:val="20"/>
           <w:lang w:eastAsia="es-ES"/>
         </w:rPr>
-        <w:t xml:space="preserve">l Programa REDD Early </w:t>
-      </w:r>
-      <w:proofErr w:type="spellStart"/>
-      <w:r>
-        <w:rPr>
-          <w:rFonts w:ascii="Century Gothic" w:eastAsia="Century Gothic" w:hAnsi="Century Gothic" w:cs="Century Gothic"/>
-          <w:color w:val="000000" w:themeColor="text1"/>
-          <w:sz w:val="20"/>
-          <w:szCs w:val="20"/>
-          <w:lang w:eastAsia="es-ES"/>
-        </w:rPr>
-        <w:t>Movers</w:t>
-      </w:r>
-      <w:proofErr w:type="spellEnd"/>
-      <w:r>
-        <w:rPr>
-          <w:rFonts w:ascii="Century Gothic" w:eastAsia="Century Gothic" w:hAnsi="Century Gothic" w:cs="Century Gothic"/>
-          <w:color w:val="000000" w:themeColor="text1"/>
-          <w:sz w:val="20"/>
-          <w:szCs w:val="20"/>
-          <w:lang w:eastAsia="es-ES"/>
-        </w:rPr>
-        <w:t xml:space="preserve"> Colombia Visión Amazonía II (REM Colombia II),</w:t>
+        <w:t>l Programa REDD Early Movers Colombia Visión Amazonía II (REM Colombia II),</w:t>
       </w:r>
       <w:r>
         <w:rPr>
@@ -1365,27 +1331,15 @@
         </w:rPr>
         <w:t xml:space="preserve">el </w:t>
       </w:r>
-      <w:proofErr w:type="spellStart"/>
-      <w:r>
-        <w:rPr>
-          <w:rFonts w:ascii="Century Gothic" w:eastAsia="Century Gothic" w:hAnsi="Century Gothic" w:cs="Century Gothic"/>
-          <w:color w:val="000000" w:themeColor="text1"/>
-          <w:sz w:val="20"/>
-          <w:szCs w:val="20"/>
-          <w:lang w:eastAsia="es-ES"/>
-        </w:rPr>
-        <w:t>Minambiente</w:t>
-      </w:r>
-      <w:proofErr w:type="spellEnd"/>
-      <w:r>
-        <w:rPr>
-          <w:rFonts w:ascii="Century Gothic" w:eastAsia="Century Gothic" w:hAnsi="Century Gothic" w:cs="Century Gothic"/>
-          <w:color w:val="000000" w:themeColor="text1"/>
-          <w:sz w:val="20"/>
-          <w:szCs w:val="20"/>
-          <w:lang w:eastAsia="es-ES"/>
-        </w:rPr>
-        <w:t xml:space="preserve"> y la Agencia Presidencial </w:t>
+      <w:r>
+        <w:rPr>
+          <w:rFonts w:ascii="Century Gothic" w:eastAsia="Century Gothic" w:hAnsi="Century Gothic" w:cs="Century Gothic"/>
+          <w:color w:val="000000" w:themeColor="text1"/>
+          <w:sz w:val="20"/>
+          <w:szCs w:val="20"/>
+          <w:lang w:eastAsia="es-ES"/>
+        </w:rPr>
+        <w:t xml:space="preserve">Minambiente y la Agencia Presidencial </w:t>
       </w:r>
       <w:r>
         <w:rPr>
@@ -1581,27 +1535,15 @@
         </w:rPr>
         <w:t xml:space="preserve">el </w:t>
       </w:r>
-      <w:proofErr w:type="spellStart"/>
-      <w:r>
-        <w:rPr>
-          <w:rFonts w:ascii="Century Gothic" w:eastAsia="Century Gothic" w:hAnsi="Century Gothic" w:cs="Century Gothic"/>
-          <w:color w:val="000000" w:themeColor="text1"/>
-          <w:sz w:val="20"/>
-          <w:szCs w:val="20"/>
-          <w:lang w:eastAsia="es-ES"/>
-        </w:rPr>
-        <w:t>Minambiente</w:t>
-      </w:r>
-      <w:proofErr w:type="spellEnd"/>
-      <w:r>
-        <w:rPr>
-          <w:rFonts w:ascii="Century Gothic" w:eastAsia="Century Gothic" w:hAnsi="Century Gothic" w:cs="Century Gothic"/>
-          <w:color w:val="000000" w:themeColor="text1"/>
-          <w:sz w:val="20"/>
-          <w:szCs w:val="20"/>
-          <w:lang w:eastAsia="es-ES"/>
-        </w:rPr>
-        <w:t xml:space="preserve"> y </w:t>
+      <w:r>
+        <w:rPr>
+          <w:rFonts w:ascii="Century Gothic" w:eastAsia="Century Gothic" w:hAnsi="Century Gothic" w:cs="Century Gothic"/>
+          <w:color w:val="000000" w:themeColor="text1"/>
+          <w:sz w:val="20"/>
+          <w:szCs w:val="20"/>
+          <w:lang w:eastAsia="es-ES"/>
+        </w:rPr>
+        <w:t xml:space="preserve">Minambiente y </w:t>
       </w:r>
       <w:r>
         <w:rPr>
@@ -7587,29 +7529,7 @@
           <w:szCs w:val="20"/>
           <w:lang w:val="es-ES" w:eastAsia="es-CO"/>
         </w:rPr>
-        <w:t xml:space="preserve">El tiempo de ejecución del Convenio de </w:t>
-      </w:r>
-      <w:proofErr w:type="spellStart"/>
-      <w:r>
-        <w:rPr>
-          <w:rStyle w:val="normaltextrun"/>
-          <w:rFonts w:ascii="Century Gothic" w:hAnsi="Century Gothic"/>
-          <w:sz w:val="20"/>
-          <w:szCs w:val="20"/>
-          <w:lang w:val="es-ES" w:eastAsia="es-CO"/>
-        </w:rPr>
-        <w:t>Coejecución</w:t>
-      </w:r>
-      <w:proofErr w:type="spellEnd"/>
-      <w:r>
-        <w:rPr>
-          <w:rStyle w:val="normaltextrun"/>
-          <w:rFonts w:ascii="Century Gothic" w:hAnsi="Century Gothic"/>
-          <w:sz w:val="20"/>
-          <w:szCs w:val="20"/>
-          <w:lang w:val="es-ES" w:eastAsia="es-CO"/>
-        </w:rPr>
-        <w:t xml:space="preserve"> será de</w:t>
+        <w:t>El tiempo de ejecución del Convenio de Coejecución será de</w:t>
       </w:r>
       <w:r>
         <w:rPr>
@@ -12422,23 +12342,13 @@
         </w:rPr>
         <w:t>S</w:t>
       </w:r>
-      <w:proofErr w:type="spellStart"/>
-      <w:r>
-        <w:rPr>
-          <w:rFonts w:ascii="Century Gothic" w:hAnsi="Century Gothic"/>
-          <w:sz w:val="20"/>
-          <w:szCs w:val="20"/>
-        </w:rPr>
-        <w:t>ocializar</w:t>
-      </w:r>
-      <w:proofErr w:type="spellEnd"/>
-      <w:r>
-        <w:rPr>
-          <w:rFonts w:ascii="Century Gothic" w:hAnsi="Century Gothic"/>
-          <w:sz w:val="20"/>
-          <w:szCs w:val="20"/>
-        </w:rPr>
-        <w:t xml:space="preserve"> de manera oportuna</w:t>
+      <w:r>
+        <w:rPr>
+          <w:rFonts w:ascii="Century Gothic" w:hAnsi="Century Gothic"/>
+          <w:sz w:val="20"/>
+          <w:szCs w:val="20"/>
+        </w:rPr>
+        <w:t>ocializar de manera oportuna</w:t>
       </w:r>
       <w:r>
         <w:rPr>
@@ -13727,7 +13637,6 @@
         </w:rPr>
         <w:t xml:space="preserve">onvenio de </w:t>
       </w:r>
-      <w:proofErr w:type="spellStart"/>
       <w:r>
         <w:rPr>
           <w:rStyle w:val="normaltextrun"/>
@@ -13738,7 +13647,6 @@
         </w:rPr>
         <w:t>Coejecución</w:t>
       </w:r>
-      <w:proofErr w:type="spellEnd"/>
       <w:r>
         <w:rPr>
           <w:rStyle w:val="normaltextrun"/>
@@ -15317,229 +15225,10 @@
           </w:tcPr>
           <w:p>
             <w:pPr>
-              <w:pStyle w:val="NoSpacing"/>
-              <w:rPr>
-                <w:rFonts w:ascii="Century Gothic" w:eastAsia="Century Gothic" w:hAnsi="Century Gothic" w:cs="Century Gothic"/>
-                <w:b/>
-                <w:bCs/>
-                <w:color w:val="000000" w:themeColor="text1"/>
-                <w:sz w:val="20"/>
-                <w:szCs w:val="20"/>
-                <w:lang w:val="pt-BR"/>
-              </w:rPr>
-            </w:pPr>
-            <w:r>
-              <w:rPr>
-                <w:rFonts w:ascii="Century Gothic" w:eastAsia="Century Gothic" w:hAnsi="Century Gothic" w:cs="Century Gothic"/>
-                <w:b/>
-                <w:bCs/>
-                <w:color w:val="000000" w:themeColor="text1"/>
-                <w:sz w:val="20"/>
-                <w:szCs w:val="20"/>
-                <w:lang w:val="pt-BR"/>
-              </w:rPr>
-              <w:t>Coordinador</w:t>
-            </w:r>
-          </w:p>
-          <w:p>
-            <w:pPr>
-              <w:pStyle w:val="NoSpacing"/>
-              <w:rPr>
-                <w:rFonts w:ascii="Century Gothic" w:eastAsia="Century Gothic" w:hAnsi="Century Gothic" w:cs="Century Gothic"/>
-                <w:color w:val="000000" w:themeColor="text1"/>
-                <w:sz w:val="20"/>
-                <w:szCs w:val="20"/>
-                <w:lang w:val="pt-BR"/>
-              </w:rPr>
-            </w:pPr>
-            <w:r>
-              <w:rPr>
-                <w:rFonts w:ascii="Century Gothic" w:eastAsia="Century Gothic" w:hAnsi="Century Gothic" w:cs="Century Gothic"/>
-                <w:color w:val="000000" w:themeColor="text1"/>
-                <w:sz w:val="20"/>
-                <w:szCs w:val="20"/>
-                <w:lang w:val="pt-BR"/>
-              </w:rPr>
-              <w:t>Francisco Acipali Gómez</w:t>
-            </w:r>
-          </w:p>
-          <w:p>
-            <w:pPr>
-              <w:pStyle w:val="NoSpacing"/>
-              <w:rPr>
-                <w:rFonts w:ascii="Century Gothic" w:eastAsia="Century Gothic" w:hAnsi="Century Gothic" w:cs="Century Gothic"/>
-                <w:color w:val="000000" w:themeColor="text1"/>
-                <w:sz w:val="20"/>
-                <w:szCs w:val="20"/>
-                <w:lang w:val="pt-BR"/>
-              </w:rPr>
-            </w:pPr>
-            <w:r>
-              <w:rPr>
-                <w:rFonts w:ascii="Century Gothic" w:eastAsia="Century Gothic" w:hAnsi="Century Gothic" w:cs="Century Gothic"/>
-                <w:color w:val="000000" w:themeColor="text1"/>
-                <w:sz w:val="20"/>
-                <w:szCs w:val="20"/>
-                <w:lang w:val="pt-BR"/>
-              </w:rPr>
-              <w:t>Teléfono de contacto: +57 3142092322</w:t>
-            </w:r>
-          </w:p>
-          <w:p>
-            <w:pPr>
-              <w:pStyle w:val="NoSpacing"/>
-              <w:rPr>
-                <w:rFonts w:ascii="Century Gothic" w:eastAsia="Century Gothic" w:hAnsi="Century Gothic" w:cs="Century Gothic"/>
-                <w:color w:val="000000" w:themeColor="text1"/>
-                <w:sz w:val="20"/>
-                <w:szCs w:val="20"/>
-                <w:lang w:val="pt-BR"/>
-              </w:rPr>
-            </w:pPr>
-            <w:r>
-              <w:rPr>
-                <w:rFonts w:ascii="Century Gothic" w:eastAsia="Century Gothic" w:hAnsi="Century Gothic" w:cs="Century Gothic"/>
-                <w:color w:val="000000" w:themeColor="text1"/>
-                <w:sz w:val="20"/>
-                <w:szCs w:val="20"/>
-                <w:lang w:val="pt-BR"/>
-              </w:rPr>
-              <w:t>Correo electrónico: franciscoacipali@gmail.com</w:t>
-            </w:r>
-          </w:p>
-          <w:p>
-            <w:pPr>
-              <w:pStyle w:val="NoSpacing"/>
-              <w:rPr>
-                <w:rFonts w:ascii="Century Gothic" w:eastAsia="Century Gothic" w:hAnsi="Century Gothic" w:cs="Century Gothic"/>
-                <w:b/>
-                <w:bCs/>
-                <w:color w:val="000000" w:themeColor="text1"/>
-                <w:sz w:val="20"/>
-                <w:szCs w:val="20"/>
-                <w:lang w:val="pt-BR"/>
-              </w:rPr>
-            </w:pPr>
-            <w:r>
-              <w:rPr>
-                <w:rFonts w:ascii="Century Gothic" w:eastAsia="Century Gothic" w:hAnsi="Century Gothic" w:cs="Century Gothic"/>
-                <w:color w:val="000000" w:themeColor="text1"/>
-                <w:sz w:val="20"/>
-                <w:szCs w:val="20"/>
-                <w:lang w:val="pt-BR"/>
-              </w:rPr>
-              <w:t>Dirección: Arica, Amazonas</w:t>
-            </w:r>
-          </w:p>
-          <w:p>
-            <w:pPr>
-              <w:pStyle w:val="NoSpacing"/>
-              <w:rPr>
-                <w:rFonts w:ascii="Century Gothic" w:eastAsia="Century Gothic" w:hAnsi="Century Gothic" w:cs="Century Gothic"/>
-                <w:b/>
-                <w:bCs/>
-                <w:color w:val="000000" w:themeColor="text1"/>
-                <w:sz w:val="20"/>
-                <w:szCs w:val="20"/>
-                <w:lang w:val="pt-BR"/>
-              </w:rPr>
-            </w:pPr>
-          </w:p>
-          <w:p>
-            <w:pPr>
-              <w:pStyle w:val="NoSpacing"/>
-              <w:rPr>
-                <w:rFonts w:ascii="Century Gothic" w:eastAsia="Century Gothic" w:hAnsi="Century Gothic" w:cs="Century Gothic"/>
-                <w:b/>
-                <w:bCs/>
-                <w:color w:val="000000" w:themeColor="text1"/>
-                <w:sz w:val="20"/>
-                <w:szCs w:val="20"/>
-                <w:lang w:val="pt-BR"/>
-              </w:rPr>
-            </w:pPr>
-            <w:r>
-              <w:rPr>
-                <w:rFonts w:ascii="Century Gothic" w:eastAsia="Century Gothic" w:hAnsi="Century Gothic" w:cs="Century Gothic"/>
-                <w:b/>
-                <w:bCs/>
-                <w:color w:val="000000" w:themeColor="text1"/>
-                <w:sz w:val="20"/>
-                <w:szCs w:val="20"/>
-                <w:lang w:val="pt-BR"/>
-              </w:rPr>
-              <w:t>Representante Legal</w:t>
-            </w:r>
-          </w:p>
-          <w:p>
-            <w:pPr>
-              <w:pStyle w:val="NoSpacing"/>
-              <w:rPr>
-                <w:rFonts w:ascii="Century Gothic" w:eastAsia="Century Gothic" w:hAnsi="Century Gothic" w:cs="Century Gothic"/>
-                <w:color w:val="000000" w:themeColor="text1"/>
-                <w:sz w:val="20"/>
-                <w:szCs w:val="20"/>
-                <w:lang w:val="pt-BR"/>
-              </w:rPr>
-            </w:pPr>
-            <w:r>
-              <w:rPr>
-                <w:rFonts w:ascii="Century Gothic" w:eastAsia="Century Gothic" w:hAnsi="Century Gothic" w:cs="Century Gothic"/>
-                <w:color w:val="000000" w:themeColor="text1"/>
-                <w:sz w:val="20"/>
-                <w:szCs w:val="20"/>
-                <w:lang w:val="pt-BR"/>
-              </w:rPr>
-              <w:t>Miguel Antonio Garcia Noriega</w:t>
-            </w:r>
-          </w:p>
-          <w:p>
-            <w:pPr>
-              <w:pStyle w:val="NoSpacing"/>
-              <w:rPr>
-                <w:rFonts w:ascii="Century Gothic" w:eastAsia="Century Gothic" w:hAnsi="Century Gothic" w:cs="Century Gothic"/>
-                <w:color w:val="000000" w:themeColor="text1"/>
-                <w:sz w:val="20"/>
-                <w:szCs w:val="20"/>
-                <w:lang w:val="pt-BR"/>
-              </w:rPr>
-            </w:pPr>
-            <w:r>
-              <w:rPr>
-                <w:rFonts w:ascii="Century Gothic" w:eastAsia="Century Gothic" w:hAnsi="Century Gothic" w:cs="Century Gothic"/>
-                <w:color w:val="000000" w:themeColor="text1"/>
-                <w:sz w:val="20"/>
-                <w:szCs w:val="20"/>
-                <w:lang w:val="pt-BR"/>
-              </w:rPr>
-              <w:t>Teléfono de contacto: +57 321 2546731</w:t>
-            </w:r>
-          </w:p>
-          <w:p>
-            <w:pPr>
-              <w:pStyle w:val="NoSpacing"/>
-              <w:rPr>
-                <w:rFonts w:ascii="Century Gothic" w:eastAsia="Century Gothic" w:hAnsi="Century Gothic" w:cs="Century Gothic"/>
-                <w:color w:val="000000" w:themeColor="text1"/>
-                <w:sz w:val="20"/>
-                <w:szCs w:val="20"/>
-                <w:lang w:val="pt-BR"/>
-              </w:rPr>
-            </w:pPr>
-            <w:r>
-              <w:rPr>
-                <w:rFonts w:ascii="Century Gothic" w:eastAsia="Century Gothic" w:hAnsi="Century Gothic" w:cs="Century Gothic"/>
-                <w:color w:val="000000" w:themeColor="text1"/>
-                <w:sz w:val="20"/>
-                <w:szCs w:val="20"/>
-                <w:lang w:val="pt-BR"/>
-              </w:rPr>
-              <w:t>Correo electrónico: miagarcianor89@gmail.com</w:t>
-            </w:r>
-          </w:p>
-          <w:p>
-            <w:pPr>
-              <w:pStyle w:val="NoSpacing"/>
+              <w:pStyle w:val="NormalWeb"/>
+              <w:shd w:val="clear" w:color="auto" w:fill="FFFFFF" w:themeFill="background1"/>
+              <w:spacing w:before="0" w:beforeAutospacing="0" w:after="0" w:afterAutospacing="0" w:line="240" w:lineRule="atLeast"/>
+              <w:jc w:val="both"/>
               <w:rPr>
                 <w:rFonts w:ascii="Century Gothic" w:eastAsia="Century Gothic" w:hAnsi="Century Gothic" w:cs="Century Gothic"/>
                 <w:color w:val="000000" w:themeColor="text1"/>
@@ -15554,7 +15243,7 @@
                 <w:sz w:val="20"/>
                 <w:szCs w:val="20"/>
               </w:rPr>
-              <w:t xml:space="preserve">Dirección: </w:t>
+              <w:t>&lt;&lt;</w:t>
             </w:r>
             <w:r>
               <w:rPr>
@@ -15563,7 +15252,16 @@
                 <w:sz w:val="20"/>
                 <w:szCs w:val="20"/>
               </w:rPr>
-              <w:t>Arica, Amazonas</w:t>
+              <w:t>CONTACTO</w:t>
+            </w:r>
+            <w:r>
+              <w:rPr>
+                <w:rFonts w:ascii="Century Gothic" w:eastAsia="Century Gothic" w:hAnsi="Century Gothic" w:cs="Century Gothic"/>
+                <w:color w:val="000000" w:themeColor="text1"/>
+                <w:sz w:val="20"/>
+                <w:szCs w:val="20"/>
+              </w:rPr>
+              <w:t>&gt;&gt;</w:t>
             </w:r>
           </w:p>
         </w:tc>
@@ -16130,7 +15828,6 @@
                 <w:sz w:val="20"/>
                 <w:szCs w:val="20"/>
               </w:rPr>
-              <w:lastRenderedPageBreak/>
               <w:t>Informe</w:t>
             </w:r>
           </w:p>
@@ -16269,7 +15966,6 @@
                 <w:szCs w:val="20"/>
               </w:rPr>
             </w:pPr>
-            <w:proofErr w:type="spellStart"/>
             <w:r>
               <w:rPr>
                 <w:rFonts w:ascii="Century Gothic" w:eastAsia="Century Gothic" w:hAnsi="Century Gothic" w:cs="Century Gothic"/>
@@ -16315,7 +16011,6 @@
               </w:rPr>
               <w:t>al</w:t>
             </w:r>
-            <w:proofErr w:type="spellEnd"/>
           </w:p>
         </w:tc>
         <w:tc>
@@ -16770,6 +16465,7 @@
           <w:szCs w:val="20"/>
           <w:lang w:val="es-ES"/>
         </w:rPr>
+        <w:lastRenderedPageBreak/>
         <w:t>Los documentos y soportes físicos originales que sustentan los informes técnicos y financieros</w:t>
       </w:r>
       <w:r>
@@ -17824,7 +17520,6 @@
         </w:rPr>
         <w:t xml:space="preserve">onvenio de </w:t>
       </w:r>
-      <w:proofErr w:type="spellStart"/>
       <w:r>
         <w:rPr>
           <w:rStyle w:val="normaltextrun"/>
@@ -17835,7 +17530,6 @@
         </w:rPr>
         <w:t>Coejecución</w:t>
       </w:r>
-      <w:proofErr w:type="spellEnd"/>
     </w:p>
     <w:p>
       <w:pPr>
@@ -18094,27 +17788,7 @@
           <w:sz w:val="20"/>
           <w:szCs w:val="20"/>
         </w:rPr>
-        <w:t xml:space="preserve">Convenio de </w:t>
-      </w:r>
-      <w:proofErr w:type="spellStart"/>
-      <w:r>
-        <w:rPr>
-          <w:rFonts w:ascii="Century Gothic" w:eastAsia="Century Gothic" w:hAnsi="Century Gothic" w:cs="Century Gothic"/>
-          <w:color w:val="000000" w:themeColor="text1"/>
-          <w:sz w:val="20"/>
-          <w:szCs w:val="20"/>
-        </w:rPr>
-        <w:t>Coejecución</w:t>
-      </w:r>
-      <w:proofErr w:type="spellEnd"/>
-      <w:r>
-        <w:rPr>
-          <w:rFonts w:ascii="Century Gothic" w:eastAsia="Century Gothic" w:hAnsi="Century Gothic" w:cs="Century Gothic"/>
-          <w:color w:val="000000" w:themeColor="text1"/>
-          <w:sz w:val="20"/>
-          <w:szCs w:val="20"/>
-        </w:rPr>
-        <w:t xml:space="preserve"> </w:t>
+        <w:t xml:space="preserve">Convenio de Coejecución </w:t>
       </w:r>
       <w:r>
         <w:rPr>
@@ -20545,7 +20219,6 @@
           <w:sz w:val="20"/>
           <w:szCs w:val="20"/>
         </w:rPr>
-        <w:lastRenderedPageBreak/>
         <w:t xml:space="preserve">Convenio de </w:t>
       </w:r>
       <w:r>
@@ -20956,7 +20629,17 @@
           <w:sz w:val="20"/>
           <w:szCs w:val="20"/>
         </w:rPr>
-        <w:t xml:space="preserve">, sobre la ocurrencia o conocimiento </w:t>
+        <w:t xml:space="preserve">, sobre la ocurrencia </w:t>
+      </w:r>
+      <w:r>
+        <w:rPr>
+          <w:rFonts w:ascii="Century Gothic" w:eastAsia="Century Gothic" w:hAnsi="Century Gothic" w:cs="Century Gothic"/>
+          <w:color w:val="000000" w:themeColor="text1"/>
+          <w:sz w:val="20"/>
+          <w:szCs w:val="20"/>
+        </w:rPr>
+        <w:lastRenderedPageBreak/>
+        <w:t xml:space="preserve">o conocimiento </w:t>
       </w:r>
       <w:r>
         <w:rPr>
@@ -21434,1163 +21117,6 @@
           <w:szCs w:val="20"/>
         </w:rPr>
         <w:t xml:space="preserve">  </w:t>
-      </w:r>
-    </w:p>
-    <w:tbl>
-      <w:tblPr>
-        <w:tblStyle w:val="TableGrid"/>
-        <w:tblW w:w="5000" w:type="pct"/>
-        <w:tblBorders>
-          <w:top w:val="single" w:sz="6" w:space="0" w:color="auto"/>
-          <w:left w:val="single" w:sz="6" w:space="0" w:color="auto"/>
-          <w:bottom w:val="single" w:sz="6" w:space="0" w:color="auto"/>
-          <w:right w:val="single" w:sz="6" w:space="0" w:color="auto"/>
-        </w:tblBorders>
-        <w:tblLook w:val="0000" w:firstRow="0" w:lastRow="0" w:firstColumn="0" w:lastColumn="0" w:noHBand="0" w:noVBand="0"/>
-      </w:tblPr>
-      <w:tblGrid>
-        <w:gridCol w:w="7329"/>
-        <w:gridCol w:w="2175"/>
-      </w:tblGrid>
-      <w:tr>
-        <w:trPr>
-          <w:trHeight w:val="630"/>
-          <w:tblHeader/>
-        </w:trPr>
-        <w:tc>
-          <w:tcPr>
-            <w:tcW w:w="3856" w:type="pct"/>
-            <w:tcBorders>
-              <w:top w:val="single" w:sz="6" w:space="0" w:color="auto"/>
-              <w:left w:val="single" w:sz="6" w:space="0" w:color="auto"/>
-              <w:bottom w:val="single" w:sz="6" w:space="0" w:color="auto"/>
-              <w:right w:val="single" w:sz="6" w:space="0" w:color="auto"/>
-            </w:tcBorders>
-            <w:shd w:val="clear" w:color="auto" w:fill="D9D9D9" w:themeFill="background1" w:themeFillShade="D9"/>
-            <w:tcMar>
-              <w:top w:w="45" w:type="dxa"/>
-              <w:left w:w="105" w:type="dxa"/>
-              <w:right w:w="45" w:type="dxa"/>
-            </w:tcMar>
-            <w:vAlign w:val="center"/>
-          </w:tcPr>
-          <w:p>
-            <w:pPr>
-              <w:ind w:right="56" w:hanging="10"/>
-              <w:contextualSpacing/>
-              <w:jc w:val="center"/>
-              <w:rPr>
-                <w:rFonts w:ascii="Century Gothic" w:eastAsia="Century Gothic" w:hAnsi="Century Gothic" w:cs="Century Gothic"/>
-                <w:color w:val="000000" w:themeColor="text1"/>
-                <w:sz w:val="20"/>
-                <w:szCs w:val="20"/>
-              </w:rPr>
-            </w:pPr>
-            <w:r>
-              <w:rPr>
-                <w:rFonts w:ascii="Century Gothic" w:eastAsia="Century Gothic" w:hAnsi="Century Gothic" w:cs="Century Gothic"/>
-                <w:b/>
-                <w:bCs/>
-                <w:color w:val="000000" w:themeColor="text1"/>
-                <w:sz w:val="20"/>
-                <w:szCs w:val="20"/>
-              </w:rPr>
-              <w:t xml:space="preserve">Productos </w:t>
-            </w:r>
-          </w:p>
-        </w:tc>
-        <w:tc>
-          <w:tcPr>
-            <w:tcW w:w="1144" w:type="pct"/>
-            <w:tcBorders>
-              <w:top w:val="single" w:sz="6" w:space="0" w:color="auto"/>
-              <w:left w:val="single" w:sz="6" w:space="0" w:color="auto"/>
-              <w:bottom w:val="single" w:sz="6" w:space="0" w:color="auto"/>
-              <w:right w:val="single" w:sz="6" w:space="0" w:color="auto"/>
-            </w:tcBorders>
-            <w:shd w:val="clear" w:color="auto" w:fill="D9D9D9" w:themeFill="background1" w:themeFillShade="D9"/>
-            <w:tcMar>
-              <w:top w:w="45" w:type="dxa"/>
-              <w:left w:w="105" w:type="dxa"/>
-              <w:right w:w="45" w:type="dxa"/>
-            </w:tcMar>
-            <w:vAlign w:val="center"/>
-          </w:tcPr>
-          <w:p>
-            <w:pPr>
-              <w:ind w:right="56" w:hanging="10"/>
-              <w:contextualSpacing/>
-              <w:jc w:val="center"/>
-              <w:rPr>
-                <w:rFonts w:ascii="Century Gothic" w:eastAsia="Century Gothic" w:hAnsi="Century Gothic" w:cs="Century Gothic"/>
-                <w:color w:val="000000" w:themeColor="text1"/>
-                <w:sz w:val="20"/>
-                <w:szCs w:val="20"/>
-              </w:rPr>
-            </w:pPr>
-            <w:r>
-              <w:rPr>
-                <w:rFonts w:ascii="Century Gothic" w:eastAsia="Century Gothic" w:hAnsi="Century Gothic" w:cs="Century Gothic"/>
-                <w:b/>
-                <w:bCs/>
-                <w:color w:val="000000" w:themeColor="text1"/>
-                <w:sz w:val="20"/>
-                <w:szCs w:val="20"/>
-              </w:rPr>
-              <w:t>MONTO ($)</w:t>
-            </w:r>
-          </w:p>
-        </w:tc>
-      </w:tr>
-      <w:tr>
-        <w:trPr>
-          <w:trHeight w:val="2055"/>
-        </w:trPr>
-        <w:tc>
-          <w:tcPr>
-            <w:tcW w:w="3856" w:type="pct"/>
-            <w:tcBorders>
-              <w:top w:val="single" w:sz="6" w:space="0" w:color="auto"/>
-              <w:left w:val="single" w:sz="6" w:space="0" w:color="auto"/>
-              <w:bottom w:val="single" w:sz="6" w:space="0" w:color="auto"/>
-              <w:right w:val="single" w:sz="6" w:space="0" w:color="auto"/>
-            </w:tcBorders>
-            <w:tcMar>
-              <w:top w:w="45" w:type="dxa"/>
-              <w:left w:w="105" w:type="dxa"/>
-              <w:right w:w="45" w:type="dxa"/>
-            </w:tcMar>
-            <w:vAlign w:val="center"/>
-          </w:tcPr>
-          <w:p>
-            <w:pPr>
-              <w:pStyle w:val="NoSpacing"/>
-              <w:jc w:val="center"/>
-              <w:rPr>
-                <w:rFonts w:ascii="Century Gothic" w:hAnsi="Century Gothic"/>
-                <w:b/>
-                <w:bCs/>
-                <w:sz w:val="20"/>
-                <w:szCs w:val="20"/>
-              </w:rPr>
-            </w:pPr>
-            <w:r>
-              <w:rPr>
-                <w:rFonts w:ascii="Century Gothic" w:hAnsi="Century Gothic"/>
-                <w:b/>
-                <w:bCs/>
-                <w:sz w:val="20"/>
-                <w:szCs w:val="20"/>
-              </w:rPr>
-              <w:t>PRIMER DESEMBOLSO</w:t>
-            </w:r>
-          </w:p>
-          <w:p>
-            <w:pPr>
-              <w:pStyle w:val="NoSpacing"/>
-              <w:rPr>
-                <w:rFonts w:ascii="Century Gothic" w:hAnsi="Century Gothic"/>
-                <w:b/>
-                <w:bCs/>
-                <w:sz w:val="20"/>
-                <w:szCs w:val="20"/>
-              </w:rPr>
-            </w:pPr>
-          </w:p>
-          <w:p>
-            <w:pPr>
-              <w:pStyle w:val="NormalWeb"/>
-              <w:shd w:val="clear" w:color="auto" w:fill="FFFFFF" w:themeFill="background1"/>
-              <w:spacing w:before="0" w:beforeAutospacing="0" w:after="0" w:afterAutospacing="0" w:line="240" w:lineRule="atLeast"/>
-              <w:jc w:val="both"/>
-              <w:rPr>
-                <w:rFonts w:ascii="Century Gothic" w:eastAsia="Century Gothic" w:hAnsi="Century Gothic" w:cs="Century Gothic"/>
-                <w:color w:val="000000" w:themeColor="text1"/>
-                <w:sz w:val="20"/>
-                <w:szCs w:val="20"/>
-              </w:rPr>
-            </w:pPr>
-            <w:r>
-              <w:rPr>
-                <w:rFonts w:ascii="Century Gothic" w:eastAsia="Century Gothic" w:hAnsi="Century Gothic" w:cs="Century Gothic"/>
-                <w:b/>
-                <w:bCs/>
-                <w:color w:val="000000" w:themeColor="text1"/>
-                <w:sz w:val="20"/>
-                <w:szCs w:val="20"/>
-              </w:rPr>
-              <w:t xml:space="preserve">Producto </w:t>
-            </w:r>
-            <w:r>
-              <w:rPr>
-                <w:rFonts w:ascii="Century Gothic" w:eastAsia="Century Gothic" w:hAnsi="Century Gothic" w:cs="Century Gothic"/>
-                <w:b/>
-                <w:bCs/>
-                <w:color w:val="000000" w:themeColor="text1"/>
-                <w:sz w:val="20"/>
-                <w:szCs w:val="20"/>
-              </w:rPr>
-              <w:t>0</w:t>
-            </w:r>
-            <w:r>
-              <w:rPr>
-                <w:rFonts w:ascii="Century Gothic" w:eastAsia="Century Gothic" w:hAnsi="Century Gothic" w:cs="Century Gothic"/>
-                <w:color w:val="000000" w:themeColor="text1"/>
-                <w:sz w:val="20"/>
-                <w:szCs w:val="20"/>
-              </w:rPr>
-              <w:t xml:space="preserve">: Perfeccionamiento del Subacuerdo, Plan de Adquisiciones del Acuerdo (PAA) y Estructura del Proyecto debidamente aprobados por el líder del Pilar 4 Gobernanza Ambiental con Pueblos Indígenas, </w:t>
-            </w:r>
-            <w:r>
-              <w:rPr>
-                <w:rFonts w:ascii="Century Gothic" w:eastAsia="Century Gothic" w:hAnsi="Century Gothic" w:cs="Century Gothic"/>
-                <w:color w:val="000000" w:themeColor="text1"/>
-                <w:sz w:val="20"/>
-                <w:szCs w:val="20"/>
-              </w:rPr>
-              <w:t>ARICA</w:t>
-            </w:r>
-            <w:r>
-              <w:rPr>
-                <w:rFonts w:ascii="Century Gothic" w:eastAsia="Century Gothic" w:hAnsi="Century Gothic" w:cs="Century Gothic"/>
-                <w:color w:val="000000" w:themeColor="text1"/>
-                <w:sz w:val="20"/>
-                <w:szCs w:val="20"/>
-              </w:rPr>
-              <w:t xml:space="preserve"> y Patrimonio Natural. </w:t>
-            </w:r>
-            <w:proofErr w:type="spellStart"/>
-            <w:r>
-              <w:rPr>
-                <w:rFonts w:ascii="Century Gothic" w:eastAsia="Century Gothic" w:hAnsi="Century Gothic" w:cs="Century Gothic"/>
-                <w:color w:val="000000" w:themeColor="text1"/>
-                <w:sz w:val="20"/>
-                <w:szCs w:val="20"/>
-              </w:rPr>
-              <w:t>TdR</w:t>
-            </w:r>
-            <w:proofErr w:type="spellEnd"/>
-            <w:r>
-              <w:rPr>
-                <w:rFonts w:ascii="Century Gothic" w:eastAsia="Century Gothic" w:hAnsi="Century Gothic" w:cs="Century Gothic"/>
-                <w:color w:val="000000" w:themeColor="text1"/>
-                <w:sz w:val="20"/>
-                <w:szCs w:val="20"/>
-              </w:rPr>
-              <w:t xml:space="preserve"> del coordinador, contador y software contable. Póliza de garantías aprobada.</w:t>
-            </w:r>
-          </w:p>
-          <w:p>
-            <w:pPr>
-              <w:pStyle w:val="NoSpacing"/>
-              <w:rPr>
-                <w:rFonts w:ascii="Century Gothic" w:eastAsia="Century Gothic" w:hAnsi="Century Gothic" w:cs="Century Gothic"/>
-                <w:color w:val="000000" w:themeColor="text1"/>
-                <w:sz w:val="20"/>
-                <w:szCs w:val="20"/>
-              </w:rPr>
-            </w:pPr>
-          </w:p>
-        </w:tc>
-        <w:tc>
-          <w:tcPr>
-            <w:tcW w:w="1144" w:type="pct"/>
-            <w:tcBorders>
-              <w:top w:val="single" w:sz="6" w:space="0" w:color="auto"/>
-              <w:left w:val="single" w:sz="6" w:space="0" w:color="auto"/>
-              <w:bottom w:val="single" w:sz="6" w:space="0" w:color="auto"/>
-              <w:right w:val="single" w:sz="6" w:space="0" w:color="auto"/>
-            </w:tcBorders>
-            <w:tcMar>
-              <w:top w:w="45" w:type="dxa"/>
-              <w:left w:w="105" w:type="dxa"/>
-              <w:right w:w="45" w:type="dxa"/>
-            </w:tcMar>
-            <w:vAlign w:val="center"/>
-          </w:tcPr>
-          <w:p>
-            <w:pPr>
-              <w:ind w:hanging="10"/>
-              <w:jc w:val="center"/>
-              <w:rPr>
-                <w:rFonts w:ascii="Century Gothic" w:eastAsia="Century Gothic" w:hAnsi="Century Gothic" w:cs="Century Gothic"/>
-                <w:color w:val="000000" w:themeColor="text1"/>
-                <w:sz w:val="20"/>
-                <w:szCs w:val="20"/>
-              </w:rPr>
-            </w:pPr>
-            <w:r>
-              <w:rPr>
-                <w:rFonts w:ascii="Century Gothic" w:eastAsia="Century Gothic" w:hAnsi="Century Gothic" w:cs="Century Gothic"/>
-                <w:b/>
-                <w:bCs/>
-                <w:color w:val="000000" w:themeColor="text1"/>
-                <w:sz w:val="20"/>
-                <w:szCs w:val="20"/>
-              </w:rPr>
-              <w:t xml:space="preserve">$ </w:t>
-            </w:r>
-            <w:r>
-              <w:rPr>
-                <w:rFonts w:ascii="Century Gothic" w:eastAsia="Century Gothic" w:hAnsi="Century Gothic" w:cs="Century Gothic"/>
-                <w:b/>
-                <w:bCs/>
-                <w:color w:val="000000" w:themeColor="text1"/>
-                <w:sz w:val="20"/>
-                <w:szCs w:val="20"/>
-              </w:rPr>
-              <w:t>13</w:t>
-            </w:r>
-            <w:r>
-              <w:rPr>
-                <w:rFonts w:ascii="Century Gothic" w:eastAsia="Century Gothic" w:hAnsi="Century Gothic" w:cs="Century Gothic"/>
-                <w:b/>
-                <w:bCs/>
-                <w:color w:val="000000" w:themeColor="text1"/>
-                <w:sz w:val="20"/>
-                <w:szCs w:val="20"/>
-              </w:rPr>
-              <w:t>5</w:t>
-            </w:r>
-            <w:r>
-              <w:rPr>
-                <w:rFonts w:ascii="Century Gothic" w:eastAsia="Century Gothic" w:hAnsi="Century Gothic" w:cs="Century Gothic"/>
-                <w:b/>
-                <w:bCs/>
-                <w:color w:val="000000" w:themeColor="text1"/>
-                <w:sz w:val="20"/>
-                <w:szCs w:val="20"/>
-              </w:rPr>
-              <w:t>.</w:t>
-            </w:r>
-            <w:r>
-              <w:rPr>
-                <w:rFonts w:ascii="Century Gothic" w:eastAsia="Century Gothic" w:hAnsi="Century Gothic" w:cs="Century Gothic"/>
-                <w:b/>
-                <w:bCs/>
-                <w:color w:val="000000" w:themeColor="text1"/>
-                <w:sz w:val="20"/>
-                <w:szCs w:val="20"/>
-              </w:rPr>
-              <w:t>003</w:t>
-            </w:r>
-            <w:r>
-              <w:rPr>
-                <w:rFonts w:ascii="Century Gothic" w:eastAsia="Century Gothic" w:hAnsi="Century Gothic" w:cs="Century Gothic"/>
-                <w:b/>
-                <w:bCs/>
-                <w:color w:val="000000" w:themeColor="text1"/>
-                <w:sz w:val="20"/>
-                <w:szCs w:val="20"/>
-              </w:rPr>
-              <w:t>.</w:t>
-            </w:r>
-            <w:r>
-              <w:rPr>
-                <w:rFonts w:ascii="Century Gothic" w:eastAsia="Century Gothic" w:hAnsi="Century Gothic" w:cs="Century Gothic"/>
-                <w:b/>
-                <w:bCs/>
-                <w:color w:val="000000" w:themeColor="text1"/>
-                <w:sz w:val="20"/>
-                <w:szCs w:val="20"/>
-              </w:rPr>
-              <w:t>342</w:t>
-            </w:r>
-          </w:p>
-        </w:tc>
-      </w:tr>
-      <w:tr>
-        <w:trPr>
-          <w:trHeight w:val="1500"/>
-        </w:trPr>
-        <w:tc>
-          <w:tcPr>
-            <w:tcW w:w="3856" w:type="pct"/>
-            <w:tcBorders>
-              <w:top w:val="single" w:sz="6" w:space="0" w:color="auto"/>
-              <w:left w:val="single" w:sz="6" w:space="0" w:color="auto"/>
-              <w:bottom w:val="single" w:sz="6" w:space="0" w:color="auto"/>
-              <w:right w:val="single" w:sz="6" w:space="0" w:color="auto"/>
-            </w:tcBorders>
-            <w:tcMar>
-              <w:top w:w="45" w:type="dxa"/>
-              <w:left w:w="105" w:type="dxa"/>
-              <w:right w:w="45" w:type="dxa"/>
-            </w:tcMar>
-            <w:vAlign w:val="center"/>
-          </w:tcPr>
-          <w:p>
-            <w:pPr>
-              <w:pStyle w:val="NoSpacing"/>
-              <w:jc w:val="center"/>
-              <w:rPr>
-                <w:rFonts w:ascii="Century Gothic" w:hAnsi="Century Gothic"/>
-                <w:b/>
-                <w:bCs/>
-                <w:sz w:val="20"/>
-                <w:szCs w:val="20"/>
-              </w:rPr>
-            </w:pPr>
-            <w:r>
-              <w:rPr>
-                <w:rFonts w:ascii="Century Gothic" w:hAnsi="Century Gothic"/>
-                <w:b/>
-                <w:bCs/>
-                <w:sz w:val="20"/>
-                <w:szCs w:val="20"/>
-              </w:rPr>
-              <w:t>SEGUNDO DESEMBOLSO</w:t>
-            </w:r>
-          </w:p>
-          <w:p>
-            <w:pPr>
-              <w:pStyle w:val="NoSpacing"/>
-              <w:rPr>
-                <w:rFonts w:ascii="Century Gothic" w:hAnsi="Century Gothic"/>
-                <w:b/>
-                <w:bCs/>
-                <w:sz w:val="20"/>
-                <w:szCs w:val="20"/>
-              </w:rPr>
-            </w:pPr>
-          </w:p>
-          <w:p>
-            <w:pPr>
-              <w:pStyle w:val="NoSpacing"/>
-              <w:rPr>
-                <w:rFonts w:ascii="Century Gothic" w:hAnsi="Century Gothic"/>
-                <w:sz w:val="20"/>
-                <w:szCs w:val="20"/>
-              </w:rPr>
-            </w:pPr>
-            <w:r>
-              <w:rPr>
-                <w:rFonts w:ascii="Century Gothic" w:eastAsia="Century Gothic" w:hAnsi="Century Gothic" w:cs="Century Gothic"/>
-                <w:b/>
-                <w:bCs/>
-                <w:color w:val="000000" w:themeColor="text1"/>
-                <w:sz w:val="20"/>
-                <w:szCs w:val="20"/>
-                <w:lang w:val="es-ES"/>
-              </w:rPr>
-              <w:t>Producto</w:t>
-            </w:r>
-            <w:r>
-              <w:rPr>
-                <w:rFonts w:ascii="Century Gothic" w:hAnsi="Century Gothic"/>
-                <w:sz w:val="20"/>
-                <w:szCs w:val="20"/>
-              </w:rPr>
-              <w:t xml:space="preserve"> </w:t>
-            </w:r>
-            <w:r>
-              <w:rPr>
-                <w:rFonts w:ascii="Century Gothic" w:hAnsi="Century Gothic"/>
-                <w:b/>
-                <w:bCs/>
-                <w:sz w:val="20"/>
-                <w:szCs w:val="20"/>
-              </w:rPr>
-              <w:t>1:</w:t>
-            </w:r>
-            <w:r>
-              <w:rPr>
-                <w:rFonts w:ascii="Century Gothic" w:hAnsi="Century Gothic"/>
-                <w:sz w:val="20"/>
-                <w:szCs w:val="20"/>
-              </w:rPr>
-              <w:t xml:space="preserve"> </w:t>
-            </w:r>
-            <w:r>
-              <w:rPr>
-                <w:rFonts w:ascii="Century Gothic" w:eastAsia="Century Gothic" w:hAnsi="Century Gothic" w:cs="Century Gothic"/>
-                <w:color w:val="000000" w:themeColor="text1"/>
-                <w:sz w:val="20"/>
-                <w:szCs w:val="20"/>
-                <w:lang w:val="es-ES"/>
-              </w:rPr>
-              <w:t>Estudios y diseños definitivos de la obra, acompañados de la memoria del proceso de concertación y del registro fotográfico</w:t>
-            </w:r>
-            <w:r>
-              <w:rPr>
-                <w:rFonts w:ascii="Century Gothic" w:hAnsi="Century Gothic"/>
-                <w:sz w:val="20"/>
-                <w:szCs w:val="20"/>
-              </w:rPr>
-              <w:t>.</w:t>
-            </w:r>
-          </w:p>
-          <w:p>
-            <w:pPr>
-              <w:spacing w:line="240" w:lineRule="atLeast"/>
-              <w:jc w:val="both"/>
-              <w:rPr>
-                <w:rFonts w:ascii="Century Gothic" w:eastAsia="Century Gothic" w:hAnsi="Century Gothic" w:cs="Century Gothic"/>
-                <w:b/>
-                <w:bCs/>
-                <w:color w:val="000000" w:themeColor="text1"/>
-                <w:sz w:val="20"/>
-                <w:szCs w:val="20"/>
-                <w:lang w:val="es-ES"/>
-              </w:rPr>
-            </w:pPr>
-          </w:p>
-          <w:p>
-            <w:pPr>
-              <w:spacing w:line="240" w:lineRule="atLeast"/>
-              <w:jc w:val="both"/>
-              <w:rPr>
-                <w:rFonts w:ascii="Century Gothic" w:eastAsia="Century Gothic" w:hAnsi="Century Gothic" w:cs="Century Gothic"/>
-                <w:color w:val="000000" w:themeColor="text1"/>
-                <w:sz w:val="20"/>
-                <w:szCs w:val="20"/>
-                <w:lang w:val="es-ES"/>
-              </w:rPr>
-            </w:pPr>
-            <w:r>
-              <w:rPr>
-                <w:rFonts w:ascii="Century Gothic" w:eastAsia="Century Gothic" w:hAnsi="Century Gothic" w:cs="Century Gothic"/>
-                <w:b/>
-                <w:bCs/>
-                <w:color w:val="000000" w:themeColor="text1"/>
-                <w:sz w:val="20"/>
-                <w:szCs w:val="20"/>
-                <w:lang w:val="es-ES"/>
-              </w:rPr>
-              <w:t>Producto 2:</w:t>
-            </w:r>
-            <w:r>
-              <w:rPr>
-                <w:rFonts w:ascii="Century Gothic" w:eastAsia="Century Gothic" w:hAnsi="Century Gothic" w:cs="Century Gothic"/>
-                <w:color w:val="000000" w:themeColor="text1"/>
-                <w:sz w:val="20"/>
-                <w:szCs w:val="20"/>
-                <w:lang w:val="es-ES"/>
-              </w:rPr>
-              <w:t xml:space="preserve"> Actas de entrega de materiales y</w:t>
-            </w:r>
-            <w:r>
-              <w:rPr>
-                <w:rFonts w:ascii="Century Gothic" w:eastAsia="Century Gothic" w:hAnsi="Century Gothic" w:cs="Century Gothic"/>
-                <w:color w:val="000000" w:themeColor="text1"/>
-                <w:sz w:val="20"/>
-                <w:szCs w:val="20"/>
-                <w:lang w:val="es-ES"/>
-              </w:rPr>
-              <w:t xml:space="preserve"> un informe de</w:t>
-            </w:r>
-            <w:r>
-              <w:rPr>
-                <w:rFonts w:ascii="Century Gothic" w:eastAsia="Century Gothic" w:hAnsi="Century Gothic" w:cs="Century Gothic"/>
-                <w:color w:val="000000" w:themeColor="text1"/>
-                <w:sz w:val="20"/>
-                <w:szCs w:val="20"/>
-                <w:lang w:val="es-ES"/>
-              </w:rPr>
-              <w:t xml:space="preserve"> vinculación de mano de obra</w:t>
-            </w:r>
-          </w:p>
-          <w:p>
-            <w:pPr>
-              <w:spacing w:line="240" w:lineRule="atLeast"/>
-              <w:jc w:val="both"/>
-              <w:rPr>
-                <w:rFonts w:ascii="Century Gothic" w:eastAsia="Century Gothic" w:hAnsi="Century Gothic" w:cs="Century Gothic"/>
-                <w:color w:val="000000" w:themeColor="text1"/>
-                <w:sz w:val="20"/>
-                <w:szCs w:val="20"/>
-                <w:lang w:val="es-ES"/>
-              </w:rPr>
-            </w:pPr>
-          </w:p>
-          <w:p>
-            <w:pPr>
-              <w:spacing w:line="240" w:lineRule="atLeast"/>
-              <w:jc w:val="both"/>
-              <w:rPr>
-                <w:rFonts w:ascii="Century Gothic" w:eastAsia="Century Gothic" w:hAnsi="Century Gothic" w:cs="Century Gothic"/>
-                <w:color w:val="000000" w:themeColor="text1"/>
-                <w:sz w:val="20"/>
-                <w:szCs w:val="20"/>
-                <w:lang w:val="es-ES"/>
-              </w:rPr>
-            </w:pPr>
-            <w:r>
-              <w:rPr>
-                <w:rFonts w:ascii="Century Gothic" w:eastAsia="Century Gothic" w:hAnsi="Century Gothic" w:cs="Century Gothic"/>
-                <w:b/>
-                <w:bCs/>
-                <w:color w:val="000000" w:themeColor="text1"/>
-                <w:sz w:val="20"/>
-                <w:szCs w:val="20"/>
-                <w:lang w:val="es-ES"/>
-              </w:rPr>
-              <w:t>Producto 3:</w:t>
-            </w:r>
-            <w:r>
-              <w:rPr>
-                <w:rFonts w:ascii="Century Gothic" w:eastAsia="Century Gothic" w:hAnsi="Century Gothic" w:cs="Century Gothic"/>
-                <w:color w:val="000000" w:themeColor="text1"/>
-                <w:sz w:val="20"/>
-                <w:szCs w:val="20"/>
-                <w:lang w:val="es-ES"/>
-              </w:rPr>
-              <w:t xml:space="preserve"> Informe inicial de la interventoría </w:t>
-            </w:r>
-          </w:p>
-          <w:p>
-            <w:pPr>
-              <w:spacing w:line="240" w:lineRule="atLeast"/>
-              <w:jc w:val="both"/>
-              <w:rPr>
-                <w:rFonts w:ascii="Century Gothic" w:eastAsia="Century Gothic" w:hAnsi="Century Gothic" w:cs="Century Gothic"/>
-                <w:color w:val="000000" w:themeColor="text1"/>
-                <w:sz w:val="20"/>
-                <w:szCs w:val="20"/>
-                <w:lang w:val="es-ES"/>
-              </w:rPr>
-            </w:pPr>
-          </w:p>
-          <w:p>
-            <w:pPr>
-              <w:spacing w:line="240" w:lineRule="atLeast"/>
-              <w:jc w:val="both"/>
-              <w:rPr>
-                <w:rFonts w:ascii="Century Gothic" w:eastAsia="Century Gothic" w:hAnsi="Century Gothic" w:cs="Century Gothic"/>
-                <w:color w:val="000000" w:themeColor="text1"/>
-                <w:sz w:val="20"/>
-                <w:szCs w:val="20"/>
-                <w:lang w:val="es-ES"/>
-              </w:rPr>
-            </w:pPr>
-            <w:r>
-              <w:rPr>
-                <w:rFonts w:ascii="Century Gothic" w:eastAsia="Century Gothic" w:hAnsi="Century Gothic" w:cs="Century Gothic"/>
-                <w:b/>
-                <w:bCs/>
-                <w:color w:val="000000" w:themeColor="text1"/>
-                <w:sz w:val="20"/>
-                <w:szCs w:val="20"/>
-                <w:lang w:val="es-ES"/>
-              </w:rPr>
-              <w:t>Producto 4:</w:t>
-            </w:r>
-            <w:r>
-              <w:rPr>
-                <w:rFonts w:ascii="Century Gothic" w:eastAsia="Century Gothic" w:hAnsi="Century Gothic" w:cs="Century Gothic"/>
-                <w:color w:val="000000" w:themeColor="text1"/>
-                <w:sz w:val="20"/>
-                <w:szCs w:val="20"/>
-                <w:lang w:val="es-ES"/>
-              </w:rPr>
-              <w:t xml:space="preserve"> Acta de recibo de obra suscrita por la interventoría y la Asociación.</w:t>
-            </w:r>
-          </w:p>
-          <w:p>
-            <w:pPr>
-              <w:pStyle w:val="NoSpacing"/>
-              <w:rPr>
-                <w:rFonts w:ascii="Century Gothic" w:hAnsi="Century Gothic"/>
-                <w:sz w:val="20"/>
-                <w:szCs w:val="20"/>
-              </w:rPr>
-            </w:pPr>
-            <w:r>
-              <w:rPr>
-                <w:rFonts w:ascii="Century Gothic" w:hAnsi="Century Gothic"/>
-                <w:sz w:val="20"/>
-                <w:szCs w:val="20"/>
-              </w:rPr>
-              <w:t xml:space="preserve"> </w:t>
-            </w:r>
-          </w:p>
-        </w:tc>
-        <w:tc>
-          <w:tcPr>
-            <w:tcW w:w="1144" w:type="pct"/>
-            <w:tcBorders>
-              <w:top w:val="single" w:sz="6" w:space="0" w:color="auto"/>
-              <w:left w:val="single" w:sz="6" w:space="0" w:color="auto"/>
-              <w:bottom w:val="single" w:sz="6" w:space="0" w:color="auto"/>
-              <w:right w:val="single" w:sz="6" w:space="0" w:color="auto"/>
-            </w:tcBorders>
-            <w:tcMar>
-              <w:top w:w="45" w:type="dxa"/>
-              <w:left w:w="105" w:type="dxa"/>
-              <w:right w:w="45" w:type="dxa"/>
-            </w:tcMar>
-            <w:vAlign w:val="center"/>
-          </w:tcPr>
-          <w:p>
-            <w:pPr>
-              <w:ind w:right="56" w:hanging="10"/>
-              <w:contextualSpacing/>
-              <w:jc w:val="center"/>
-              <w:rPr>
-                <w:rFonts w:ascii="Century Gothic" w:eastAsia="Century Gothic" w:hAnsi="Century Gothic" w:cs="Century Gothic"/>
-                <w:color w:val="000000" w:themeColor="text1"/>
-                <w:sz w:val="20"/>
-                <w:szCs w:val="20"/>
-              </w:rPr>
-            </w:pPr>
-          </w:p>
-          <w:p>
-            <w:pPr>
-              <w:ind w:hanging="10"/>
-              <w:jc w:val="center"/>
-              <w:rPr>
-                <w:rFonts w:ascii="Century Gothic" w:eastAsia="Century Gothic" w:hAnsi="Century Gothic" w:cs="Century Gothic"/>
-                <w:b/>
-                <w:bCs/>
-                <w:color w:val="000000" w:themeColor="text1"/>
-                <w:sz w:val="20"/>
-                <w:szCs w:val="20"/>
-              </w:rPr>
-            </w:pPr>
-            <w:r>
-              <w:rPr>
-                <w:rFonts w:ascii="Century Gothic" w:eastAsia="Century Gothic" w:hAnsi="Century Gothic" w:cs="Century Gothic"/>
-                <w:b/>
-                <w:bCs/>
-                <w:color w:val="000000" w:themeColor="text1"/>
-                <w:sz w:val="20"/>
-                <w:szCs w:val="20"/>
-              </w:rPr>
-              <w:t xml:space="preserve">$ </w:t>
-            </w:r>
-            <w:r>
-              <w:rPr>
-                <w:rFonts w:ascii="Century Gothic" w:eastAsia="Century Gothic" w:hAnsi="Century Gothic" w:cs="Century Gothic"/>
-                <w:b/>
-                <w:bCs/>
-                <w:color w:val="000000" w:themeColor="text1"/>
-                <w:sz w:val="20"/>
-                <w:szCs w:val="20"/>
-              </w:rPr>
-              <w:t>2</w:t>
-            </w:r>
-            <w:r>
-              <w:rPr>
-                <w:rFonts w:ascii="Century Gothic" w:eastAsia="Century Gothic" w:hAnsi="Century Gothic" w:cs="Century Gothic"/>
-                <w:b/>
-                <w:bCs/>
-                <w:color w:val="000000" w:themeColor="text1"/>
-                <w:sz w:val="20"/>
-                <w:szCs w:val="20"/>
-              </w:rPr>
-              <w:t>56</w:t>
-            </w:r>
-            <w:r>
-              <w:rPr>
-                <w:rFonts w:ascii="Century Gothic" w:eastAsia="Century Gothic" w:hAnsi="Century Gothic" w:cs="Century Gothic"/>
-                <w:b/>
-                <w:bCs/>
-                <w:color w:val="000000" w:themeColor="text1"/>
-                <w:sz w:val="20"/>
-                <w:szCs w:val="20"/>
-              </w:rPr>
-              <w:t>.</w:t>
-            </w:r>
-            <w:r>
-              <w:rPr>
-                <w:rFonts w:ascii="Century Gothic" w:eastAsia="Century Gothic" w:hAnsi="Century Gothic" w:cs="Century Gothic"/>
-                <w:b/>
-                <w:bCs/>
-                <w:color w:val="000000" w:themeColor="text1"/>
-                <w:sz w:val="20"/>
-                <w:szCs w:val="20"/>
-              </w:rPr>
-              <w:t>699</w:t>
-            </w:r>
-            <w:r>
-              <w:rPr>
-                <w:rFonts w:ascii="Century Gothic" w:eastAsia="Century Gothic" w:hAnsi="Century Gothic" w:cs="Century Gothic"/>
-                <w:b/>
-                <w:bCs/>
-                <w:color w:val="000000" w:themeColor="text1"/>
-                <w:sz w:val="20"/>
-                <w:szCs w:val="20"/>
-              </w:rPr>
-              <w:t>.</w:t>
-            </w:r>
-            <w:r>
-              <w:rPr>
-                <w:rFonts w:ascii="Century Gothic" w:eastAsia="Century Gothic" w:hAnsi="Century Gothic" w:cs="Century Gothic"/>
-                <w:b/>
-                <w:bCs/>
-                <w:color w:val="000000" w:themeColor="text1"/>
-                <w:sz w:val="20"/>
-                <w:szCs w:val="20"/>
-              </w:rPr>
-              <w:t>084</w:t>
-            </w:r>
-          </w:p>
-        </w:tc>
-      </w:tr>
-      <w:tr>
-        <w:trPr>
-          <w:trHeight w:val="1500"/>
-        </w:trPr>
-        <w:tc>
-          <w:tcPr>
-            <w:tcW w:w="3856" w:type="pct"/>
-            <w:tcBorders>
-              <w:top w:val="single" w:sz="6" w:space="0" w:color="auto"/>
-              <w:left w:val="single" w:sz="6" w:space="0" w:color="auto"/>
-              <w:bottom w:val="single" w:sz="6" w:space="0" w:color="auto"/>
-              <w:right w:val="single" w:sz="6" w:space="0" w:color="auto"/>
-            </w:tcBorders>
-            <w:tcMar>
-              <w:top w:w="45" w:type="dxa"/>
-              <w:left w:w="105" w:type="dxa"/>
-              <w:right w:w="45" w:type="dxa"/>
-            </w:tcMar>
-            <w:vAlign w:val="center"/>
-          </w:tcPr>
-          <w:p>
-            <w:pPr>
-              <w:pStyle w:val="NoSpacing"/>
-              <w:jc w:val="center"/>
-              <w:rPr>
-                <w:rFonts w:ascii="Century Gothic" w:hAnsi="Century Gothic"/>
-                <w:b/>
-                <w:bCs/>
-                <w:sz w:val="20"/>
-                <w:szCs w:val="20"/>
-              </w:rPr>
-            </w:pPr>
-            <w:r>
-              <w:rPr>
-                <w:rFonts w:ascii="Century Gothic" w:hAnsi="Century Gothic"/>
-                <w:b/>
-                <w:bCs/>
-                <w:sz w:val="20"/>
-                <w:szCs w:val="20"/>
-              </w:rPr>
-              <w:lastRenderedPageBreak/>
-              <w:t>TERCER</w:t>
-            </w:r>
-            <w:r>
-              <w:rPr>
-                <w:rFonts w:ascii="Century Gothic" w:hAnsi="Century Gothic"/>
-                <w:b/>
-                <w:bCs/>
-                <w:sz w:val="20"/>
-                <w:szCs w:val="20"/>
-              </w:rPr>
-              <w:t xml:space="preserve"> DESEMBOLSO</w:t>
-            </w:r>
-          </w:p>
-          <w:p>
-            <w:pPr>
-              <w:pStyle w:val="NoSpacing"/>
-              <w:rPr>
-                <w:rFonts w:ascii="Century Gothic" w:hAnsi="Century Gothic"/>
-                <w:b/>
-                <w:bCs/>
-                <w:sz w:val="20"/>
-                <w:szCs w:val="20"/>
-              </w:rPr>
-            </w:pPr>
-          </w:p>
-          <w:p>
-            <w:pPr>
-              <w:spacing w:line="240" w:lineRule="atLeast"/>
-              <w:jc w:val="both"/>
-              <w:rPr>
-                <w:rFonts w:ascii="Century Gothic" w:eastAsia="Century Gothic" w:hAnsi="Century Gothic" w:cs="Century Gothic"/>
-                <w:color w:val="000000" w:themeColor="text1"/>
-                <w:sz w:val="20"/>
-                <w:szCs w:val="20"/>
-                <w:lang w:val="es-ES"/>
-              </w:rPr>
-            </w:pPr>
-            <w:r>
-              <w:rPr>
-                <w:rFonts w:ascii="Century Gothic" w:eastAsia="Century Gothic" w:hAnsi="Century Gothic" w:cs="Century Gothic"/>
-                <w:b/>
-                <w:bCs/>
-                <w:color w:val="000000" w:themeColor="text1"/>
-                <w:sz w:val="20"/>
-                <w:szCs w:val="20"/>
-                <w:lang w:val="es-ES"/>
-              </w:rPr>
-              <w:t>Producto 5:</w:t>
-            </w:r>
-            <w:r>
-              <w:rPr>
-                <w:rFonts w:ascii="Century Gothic" w:eastAsia="Century Gothic" w:hAnsi="Century Gothic" w:cs="Century Gothic"/>
-                <w:color w:val="000000" w:themeColor="text1"/>
-                <w:sz w:val="20"/>
-                <w:szCs w:val="20"/>
-                <w:lang w:val="es-ES"/>
-              </w:rPr>
-              <w:t xml:space="preserve"> Acta de entrega de la obra al Consejo del territorio de ARICA. Registro fotográfico, listado de asistencia</w:t>
-            </w:r>
-          </w:p>
-          <w:p>
-            <w:pPr>
-              <w:pStyle w:val="NoSpacing"/>
-              <w:rPr>
-                <w:rFonts w:ascii="Century Gothic" w:hAnsi="Century Gothic"/>
-                <w:b/>
-                <w:bCs/>
-                <w:sz w:val="20"/>
-                <w:szCs w:val="20"/>
-              </w:rPr>
-            </w:pPr>
-          </w:p>
-        </w:tc>
-        <w:tc>
-          <w:tcPr>
-            <w:tcW w:w="1144" w:type="pct"/>
-            <w:tcBorders>
-              <w:top w:val="single" w:sz="6" w:space="0" w:color="auto"/>
-              <w:left w:val="single" w:sz="6" w:space="0" w:color="auto"/>
-              <w:bottom w:val="single" w:sz="6" w:space="0" w:color="auto"/>
-              <w:right w:val="single" w:sz="6" w:space="0" w:color="auto"/>
-            </w:tcBorders>
-            <w:tcMar>
-              <w:top w:w="45" w:type="dxa"/>
-              <w:left w:w="105" w:type="dxa"/>
-              <w:right w:w="45" w:type="dxa"/>
-            </w:tcMar>
-            <w:vAlign w:val="center"/>
-          </w:tcPr>
-          <w:p>
-            <w:pPr>
-              <w:ind w:right="56" w:hanging="10"/>
-              <w:contextualSpacing/>
-              <w:jc w:val="center"/>
-              <w:rPr>
-                <w:rFonts w:ascii="Century Gothic" w:eastAsia="Century Gothic" w:hAnsi="Century Gothic" w:cs="Century Gothic"/>
-                <w:b/>
-                <w:bCs/>
-                <w:color w:val="000000" w:themeColor="text1"/>
-                <w:sz w:val="20"/>
-                <w:szCs w:val="20"/>
-              </w:rPr>
-            </w:pPr>
-            <w:r>
-              <w:rPr>
-                <w:rFonts w:ascii="Century Gothic" w:eastAsia="Century Gothic" w:hAnsi="Century Gothic" w:cs="Century Gothic"/>
-                <w:b/>
-                <w:bCs/>
-                <w:color w:val="000000" w:themeColor="text1"/>
-                <w:sz w:val="20"/>
-                <w:szCs w:val="20"/>
-              </w:rPr>
-              <w:t>$ 1</w:t>
-            </w:r>
-            <w:r>
-              <w:rPr>
-                <w:rFonts w:ascii="Century Gothic" w:eastAsia="Century Gothic" w:hAnsi="Century Gothic" w:cs="Century Gothic"/>
-                <w:b/>
-                <w:bCs/>
-                <w:color w:val="000000" w:themeColor="text1"/>
-                <w:sz w:val="20"/>
-                <w:szCs w:val="20"/>
-              </w:rPr>
-              <w:t>0</w:t>
-            </w:r>
-            <w:r>
-              <w:rPr>
-                <w:rFonts w:ascii="Century Gothic" w:eastAsia="Century Gothic" w:hAnsi="Century Gothic" w:cs="Century Gothic"/>
-                <w:b/>
-                <w:bCs/>
-                <w:color w:val="000000" w:themeColor="text1"/>
-                <w:sz w:val="20"/>
-                <w:szCs w:val="20"/>
-              </w:rPr>
-              <w:t>.</w:t>
-            </w:r>
-            <w:r>
-              <w:rPr>
-                <w:rFonts w:ascii="Century Gothic" w:eastAsia="Century Gothic" w:hAnsi="Century Gothic" w:cs="Century Gothic"/>
-                <w:b/>
-                <w:bCs/>
-                <w:color w:val="000000" w:themeColor="text1"/>
-                <w:sz w:val="20"/>
-                <w:szCs w:val="20"/>
-              </w:rPr>
-              <w:t>828</w:t>
-            </w:r>
-            <w:r>
-              <w:rPr>
-                <w:rFonts w:ascii="Century Gothic" w:eastAsia="Century Gothic" w:hAnsi="Century Gothic" w:cs="Century Gothic"/>
-                <w:b/>
-                <w:bCs/>
-                <w:color w:val="000000" w:themeColor="text1"/>
-                <w:sz w:val="20"/>
-                <w:szCs w:val="20"/>
-              </w:rPr>
-              <w:t>.</w:t>
-            </w:r>
-            <w:r>
-              <w:rPr>
-                <w:rFonts w:ascii="Century Gothic" w:eastAsia="Century Gothic" w:hAnsi="Century Gothic" w:cs="Century Gothic"/>
-                <w:b/>
-                <w:bCs/>
-                <w:color w:val="000000" w:themeColor="text1"/>
-                <w:sz w:val="20"/>
-                <w:szCs w:val="20"/>
-              </w:rPr>
-              <w:t>574</w:t>
-            </w:r>
-          </w:p>
-        </w:tc>
-      </w:tr>
-      <w:tr>
-        <w:trPr>
-          <w:trHeight w:val="313"/>
-        </w:trPr>
-        <w:tc>
-          <w:tcPr>
-            <w:tcW w:w="3856" w:type="pct"/>
-            <w:tcBorders>
-              <w:top w:val="single" w:sz="6" w:space="0" w:color="auto"/>
-              <w:left w:val="single" w:sz="6" w:space="0" w:color="auto"/>
-              <w:bottom w:val="single" w:sz="6" w:space="0" w:color="auto"/>
-              <w:right w:val="single" w:sz="6" w:space="0" w:color="auto"/>
-            </w:tcBorders>
-            <w:tcMar>
-              <w:top w:w="45" w:type="dxa"/>
-              <w:left w:w="105" w:type="dxa"/>
-              <w:right w:w="45" w:type="dxa"/>
-            </w:tcMar>
-            <w:vAlign w:val="center"/>
-          </w:tcPr>
-          <w:p>
-            <w:pPr>
-              <w:pStyle w:val="NoSpacing"/>
-              <w:jc w:val="right"/>
-              <w:rPr>
-                <w:rFonts w:ascii="Century Gothic" w:hAnsi="Century Gothic"/>
-                <w:b/>
-                <w:bCs/>
-                <w:sz w:val="20"/>
-                <w:szCs w:val="20"/>
-              </w:rPr>
-            </w:pPr>
-            <w:r>
-              <w:rPr>
-                <w:rFonts w:ascii="Century Gothic" w:hAnsi="Century Gothic"/>
-                <w:b/>
-                <w:bCs/>
-                <w:sz w:val="20"/>
-                <w:szCs w:val="20"/>
-              </w:rPr>
-              <w:t>TOTAL</w:t>
-            </w:r>
-          </w:p>
-        </w:tc>
-        <w:tc>
-          <w:tcPr>
-            <w:tcW w:w="1144" w:type="pct"/>
-            <w:tcBorders>
-              <w:top w:val="single" w:sz="6" w:space="0" w:color="auto"/>
-              <w:left w:val="single" w:sz="6" w:space="0" w:color="auto"/>
-              <w:bottom w:val="single" w:sz="6" w:space="0" w:color="auto"/>
-              <w:right w:val="single" w:sz="6" w:space="0" w:color="auto"/>
-            </w:tcBorders>
-            <w:tcMar>
-              <w:top w:w="45" w:type="dxa"/>
-              <w:left w:w="105" w:type="dxa"/>
-              <w:right w:w="45" w:type="dxa"/>
-            </w:tcMar>
-            <w:vAlign w:val="center"/>
-          </w:tcPr>
-          <w:p>
-            <w:pPr>
-              <w:ind w:right="56" w:hanging="10"/>
-              <w:contextualSpacing/>
-              <w:jc w:val="center"/>
-              <w:rPr>
-                <w:rFonts w:ascii="Century Gothic" w:eastAsia="Century Gothic" w:hAnsi="Century Gothic" w:cs="Century Gothic"/>
-                <w:b/>
-                <w:bCs/>
-                <w:color w:val="000000" w:themeColor="text1"/>
-                <w:sz w:val="20"/>
-                <w:szCs w:val="20"/>
-              </w:rPr>
-            </w:pPr>
-            <w:r>
-              <w:rPr>
-                <w:rFonts w:ascii="Century Gothic" w:eastAsia="Century Gothic" w:hAnsi="Century Gothic" w:cs="Century Gothic"/>
-                <w:b/>
-                <w:bCs/>
-                <w:color w:val="000000" w:themeColor="text1"/>
-                <w:sz w:val="20"/>
-                <w:szCs w:val="20"/>
-              </w:rPr>
-              <w:t>$ 4</w:t>
-            </w:r>
-            <w:r>
-              <w:rPr>
-                <w:rFonts w:ascii="Century Gothic" w:eastAsia="Century Gothic" w:hAnsi="Century Gothic" w:cs="Century Gothic"/>
-                <w:b/>
-                <w:bCs/>
-                <w:color w:val="000000" w:themeColor="text1"/>
-                <w:sz w:val="20"/>
-                <w:szCs w:val="20"/>
-              </w:rPr>
-              <w:t>02</w:t>
-            </w:r>
-            <w:r>
-              <w:rPr>
-                <w:rFonts w:ascii="Century Gothic" w:eastAsia="Century Gothic" w:hAnsi="Century Gothic" w:cs="Century Gothic"/>
-                <w:b/>
-                <w:bCs/>
-                <w:color w:val="000000" w:themeColor="text1"/>
-                <w:sz w:val="20"/>
-                <w:szCs w:val="20"/>
-              </w:rPr>
-              <w:t>.</w:t>
-            </w:r>
-            <w:r>
-              <w:rPr>
-                <w:rFonts w:ascii="Century Gothic" w:eastAsia="Century Gothic" w:hAnsi="Century Gothic" w:cs="Century Gothic"/>
-                <w:b/>
-                <w:bCs/>
-                <w:color w:val="000000" w:themeColor="text1"/>
-                <w:sz w:val="20"/>
-                <w:szCs w:val="20"/>
-              </w:rPr>
-              <w:t>5</w:t>
-            </w:r>
-            <w:r>
-              <w:rPr>
-                <w:rFonts w:ascii="Century Gothic" w:eastAsia="Century Gothic" w:hAnsi="Century Gothic" w:cs="Century Gothic"/>
-                <w:b/>
-                <w:bCs/>
-                <w:color w:val="000000" w:themeColor="text1"/>
-                <w:sz w:val="20"/>
-                <w:szCs w:val="20"/>
-              </w:rPr>
-              <w:t>31.000</w:t>
-            </w:r>
-          </w:p>
-        </w:tc>
-      </w:tr>
-    </w:tbl>
-    <w:p>
-      <w:pPr>
-        <w:pStyle w:val="NoSpacing"/>
-        <w:jc w:val="both"/>
-        <w:rPr>
-          <w:rFonts w:ascii="Century Gothic" w:eastAsia="Century Gothic" w:hAnsi="Century Gothic" w:cs="Century Gothic"/>
-          <w:color w:val="000000" w:themeColor="text1"/>
-          <w:sz w:val="20"/>
-          <w:szCs w:val="20"/>
-        </w:rPr>
-      </w:pPr>
-      <w:r>
-        <w:rPr>
-          <w:rFonts w:ascii="Century Gothic" w:hAnsi="Century Gothic"/>
-          <w:sz w:val="20"/>
-          <w:szCs w:val="20"/>
-        </w:rPr>
-        <w:t xml:space="preserve"> </w:t>
       </w:r>
     </w:p>
     <w:p>
@@ -23502,7 +22028,6 @@
         </w:rPr>
         <w:t xml:space="preserve">Convenio de </w:t>
       </w:r>
-      <w:proofErr w:type="spellStart"/>
       <w:r>
         <w:rPr>
           <w:rFonts w:ascii="Century Gothic" w:eastAsia="Century Gothic" w:hAnsi="Century Gothic" w:cs="Century Gothic"/>
@@ -23521,7 +22046,6 @@
         </w:rPr>
         <w:t>oejecución</w:t>
       </w:r>
-      <w:proofErr w:type="spellEnd"/>
       <w:r>
         <w:rPr>
           <w:rFonts w:ascii="Century Gothic" w:eastAsia="Century Gothic" w:hAnsi="Century Gothic" w:cs="Century Gothic"/>
@@ -23950,6 +22474,7 @@
           <w:sz w:val="20"/>
           <w:szCs w:val="20"/>
         </w:rPr>
+        <w:lastRenderedPageBreak/>
         <w:t>PATRIMONIO NATURAL</w:t>
       </w:r>
       <w:r>
@@ -24220,17 +22745,7 @@
           <w:sz w:val="20"/>
           <w:szCs w:val="20"/>
         </w:rPr>
-        <w:t xml:space="preserve"> </w:t>
-      </w:r>
-      <w:r>
-        <w:rPr>
-          <w:rFonts w:ascii="Century Gothic" w:eastAsia="Century Gothic" w:hAnsi="Century Gothic" w:cs="Century Gothic"/>
-          <w:color w:val="000000" w:themeColor="text1"/>
-          <w:sz w:val="20"/>
-          <w:szCs w:val="20"/>
-        </w:rPr>
-        <w:lastRenderedPageBreak/>
-        <w:t>efectuado y no se hubie</w:t>
+        <w:t xml:space="preserve"> efectuado y no se hubie</w:t>
       </w:r>
       <w:r>
         <w:rPr>
@@ -25770,6 +24285,7 @@
                 <w:szCs w:val="20"/>
                 <w:lang w:eastAsia="es-CO"/>
               </w:rPr>
+              <w:lastRenderedPageBreak/>
               <w:t>Delincuencia común</w:t>
             </w:r>
           </w:p>
@@ -26014,7 +24530,6 @@
         </w:rPr>
         <w:t xml:space="preserve">Convenio de </w:t>
       </w:r>
-      <w:proofErr w:type="spellStart"/>
       <w:r>
         <w:rPr>
           <w:rFonts w:ascii="Century Gothic" w:hAnsi="Century Gothic"/>
@@ -26023,7 +24538,6 @@
         </w:rPr>
         <w:t>Coejecución</w:t>
       </w:r>
-      <w:proofErr w:type="spellEnd"/>
       <w:r>
         <w:rPr>
           <w:rFonts w:ascii="Century Gothic" w:hAnsi="Century Gothic"/>
@@ -26100,17 +24614,7 @@
           <w:sz w:val="20"/>
           <w:szCs w:val="20"/>
         </w:rPr>
-        <w:t xml:space="preserve">a favor </w:t>
-      </w:r>
-      <w:proofErr w:type="gramStart"/>
-      <w:r>
-        <w:rPr>
-          <w:rFonts w:ascii="Century Gothic" w:eastAsia="Century Gothic" w:hAnsi="Century Gothic" w:cs="Century Gothic"/>
-          <w:color w:val="000000" w:themeColor="text1"/>
-          <w:sz w:val="20"/>
-          <w:szCs w:val="20"/>
-        </w:rPr>
-        <w:t xml:space="preserve">de </w:t>
+        <w:t xml:space="preserve">a favor de </w:t>
       </w:r>
       <w:r>
         <w:rPr>
@@ -26121,19 +24625,7 @@
           <w:sz w:val="20"/>
           <w:szCs w:val="20"/>
         </w:rPr>
-        <w:t xml:space="preserve"> PATRIMONIO</w:t>
-      </w:r>
-      <w:proofErr w:type="gramEnd"/>
-      <w:r>
-        <w:rPr>
-          <w:rFonts w:ascii="Century Gothic" w:eastAsia="Century Gothic" w:hAnsi="Century Gothic" w:cs="Century Gothic"/>
-          <w:b/>
-          <w:bCs/>
-          <w:color w:val="000000" w:themeColor="text1"/>
-          <w:sz w:val="20"/>
-          <w:szCs w:val="20"/>
-        </w:rPr>
-        <w:t xml:space="preserve"> NATURAL</w:t>
+        <w:t xml:space="preserve"> PATRIMONIO NATURAL</w:t>
       </w:r>
       <w:r>
         <w:rPr>
@@ -26598,29 +25090,7 @@
           <w:szCs w:val="20"/>
           <w:lang w:val="es-ES"/>
         </w:rPr>
-        <w:t xml:space="preserve">establecido para la ejecución de las actividades previstas en el Convenio de </w:t>
-      </w:r>
-      <w:proofErr w:type="spellStart"/>
-      <w:r>
-        <w:rPr>
-          <w:rFonts w:ascii="Century Gothic" w:eastAsia="Century Gothic" w:hAnsi="Century Gothic" w:cs="Century Gothic"/>
-          <w:color w:val="000000" w:themeColor="text1"/>
-          <w:sz w:val="20"/>
-          <w:szCs w:val="20"/>
-          <w:lang w:val="es-ES"/>
-        </w:rPr>
-        <w:t>coejecución</w:t>
-      </w:r>
-      <w:proofErr w:type="spellEnd"/>
-      <w:r>
-        <w:rPr>
-          <w:rFonts w:ascii="Century Gothic" w:eastAsia="Century Gothic" w:hAnsi="Century Gothic" w:cs="Century Gothic"/>
-          <w:color w:val="000000" w:themeColor="text1"/>
-          <w:sz w:val="20"/>
-          <w:szCs w:val="20"/>
-          <w:lang w:val="es-ES"/>
-        </w:rPr>
-        <w:t>, conforme a su plazo contractual.</w:t>
+        <w:t>establecido para la ejecución de las actividades previstas en el Convenio de coejecución, conforme a su plazo contractual.</w:t>
       </w:r>
     </w:p>
     <w:p>
@@ -26814,19 +25284,8 @@
           <w:sz w:val="20"/>
           <w:szCs w:val="20"/>
         </w:rPr>
-        <w:t xml:space="preserve"> de </w:t>
-      </w:r>
-      <w:proofErr w:type="spellStart"/>
-      <w:r>
-        <w:rPr>
-          <w:rFonts w:ascii="Century Gothic" w:eastAsia="Century Gothic" w:hAnsi="Century Gothic" w:cs="Century Gothic"/>
-          <w:color w:val="000000" w:themeColor="text1"/>
-          <w:sz w:val="20"/>
-          <w:szCs w:val="20"/>
-        </w:rPr>
-        <w:t>Coejecución</w:t>
-      </w:r>
-      <w:proofErr w:type="spellEnd"/>
+        <w:t xml:space="preserve"> de Coejecución</w:t>
+      </w:r>
       <w:r>
         <w:rPr>
           <w:rFonts w:ascii="Century Gothic" w:eastAsia="Century Gothic" w:hAnsi="Century Gothic" w:cs="Century Gothic"/>
@@ -27019,27 +25478,7 @@
           <w:sz w:val="20"/>
           <w:szCs w:val="20"/>
         </w:rPr>
-        <w:t xml:space="preserve">de </w:t>
-      </w:r>
-      <w:proofErr w:type="spellStart"/>
-      <w:r>
-        <w:rPr>
-          <w:rFonts w:ascii="Century Gothic" w:eastAsia="Century Gothic" w:hAnsi="Century Gothic" w:cs="Century Gothic"/>
-          <w:color w:val="000000" w:themeColor="text1"/>
-          <w:sz w:val="20"/>
-          <w:szCs w:val="20"/>
-        </w:rPr>
-        <w:t>Coejecución</w:t>
-      </w:r>
-      <w:proofErr w:type="spellEnd"/>
-      <w:r>
-        <w:rPr>
-          <w:rFonts w:ascii="Century Gothic" w:eastAsia="Century Gothic" w:hAnsi="Century Gothic" w:cs="Century Gothic"/>
-          <w:color w:val="000000" w:themeColor="text1"/>
-          <w:sz w:val="20"/>
-          <w:szCs w:val="20"/>
-        </w:rPr>
-        <w:t xml:space="preserve"> </w:t>
+        <w:t xml:space="preserve">de Coejecución </w:t>
       </w:r>
       <w:r>
         <w:rPr>
@@ -27533,7 +25972,17 @@
           <w:sz w:val="20"/>
           <w:szCs w:val="20"/>
         </w:rPr>
-        <w:t xml:space="preserve"> por ciento (</w:t>
+        <w:t xml:space="preserve"> por </w:t>
+      </w:r>
+      <w:r>
+        <w:rPr>
+          <w:rFonts w:ascii="Century Gothic" w:eastAsia="Century Gothic" w:hAnsi="Century Gothic" w:cs="Century Gothic"/>
+          <w:color w:val="000000" w:themeColor="text1"/>
+          <w:sz w:val="20"/>
+          <w:szCs w:val="20"/>
+        </w:rPr>
+        <w:lastRenderedPageBreak/>
+        <w:t>ciento (</w:t>
       </w:r>
       <w:r>
         <w:rPr>
@@ -31543,16 +29992,6 @@
 </file>
 
 <file path=customXml/item1.xml><?xml version="1.0" encoding="utf-8"?>
-<p:properties xmlns:p="http://schemas.microsoft.com/office/2006/metadata/properties" xmlns:xsi="http://www.w3.org/2001/XMLSchema-instance" xmlns:pc="http://schemas.microsoft.com/office/infopath/2007/PartnerControls">
-  <documentManagement/>
-</p:properties>
-</file>
-
-<file path=customXml/item2.xml><?xml version="1.0" encoding="utf-8"?>
-<b:Sources xmlns:b="http://schemas.openxmlformats.org/officeDocument/2006/bibliography" xmlns="http://schemas.openxmlformats.org/officeDocument/2006/bibliography" SelectedStyle="\APASixthEditionOfficeOnline.xsl" StyleName="APA" Version="6"/>
-</file>
-
-<file path=customXml/item3.xml><?xml version="1.0" encoding="utf-8"?>
 <ct:contentTypeSchema xmlns:ct="http://schemas.microsoft.com/office/2006/metadata/contentType" xmlns:ma="http://schemas.microsoft.com/office/2006/metadata/properties/metaAttributes" ct:_="" ma:_="" ma:contentTypeName="Document" ma:contentTypeID="0x010100004851396C20F642A7A189504215C95F" ma:contentTypeVersion="14" ma:contentTypeDescription="Create a new document." ma:contentTypeScope="" ma:versionID="b9f66baed8b7913d0785a75640c6ed9c">
   <xsd:schema xmlns:xsd="http://www.w3.org/2001/XMLSchema" xmlns:xs="http://www.w3.org/2001/XMLSchema" xmlns:p="http://schemas.microsoft.com/office/2006/metadata/properties" xmlns:ns3="01748464-ef7c-46a5-9110-ce00bfef8f3d" xmlns:ns4="571dbe17-94e5-459e-90c4-aa1bdaa1168a" targetNamespace="http://schemas.microsoft.com/office/2006/metadata/properties" ma:root="true" ma:fieldsID="c265acadd499ddc05e7462233311fe00" ns3:_="" ns4:_="">
     <xsd:import namespace="01748464-ef7c-46a5-9110-ce00bfef8f3d"/>
@@ -31781,6 +30220,16 @@
 </ct:contentTypeSchema>
 </file>
 
+<file path=customXml/item2.xml><?xml version="1.0" encoding="utf-8"?>
+<b:Sources xmlns:b="http://schemas.openxmlformats.org/officeDocument/2006/bibliography" xmlns="http://schemas.openxmlformats.org/officeDocument/2006/bibliography" SelectedStyle="\APASixthEditionOfficeOnline.xsl" StyleName="APA" Version="6"/>
+</file>
+
+<file path=customXml/item3.xml><?xml version="1.0" encoding="utf-8"?>
+<p:properties xmlns:p="http://schemas.microsoft.com/office/2006/metadata/properties" xmlns:xsi="http://www.w3.org/2001/XMLSchema-instance" xmlns:pc="http://schemas.microsoft.com/office/infopath/2007/PartnerControls">
+  <documentManagement/>
+</p:properties>
+</file>
+
 <file path=customXml/item4.xml><?xml version="1.0" encoding="utf-8"?>
 <?mso-contentType ?>
 <FormTemplates xmlns="http://schemas.microsoft.com/sharepoint/v3/contenttype/forms">
@@ -31791,23 +30240,6 @@
 </file>
 
 <file path=customXml/itemProps1.xml><?xml version="1.0" encoding="utf-8"?>
-<ds:datastoreItem xmlns:ds="http://schemas.openxmlformats.org/officeDocument/2006/customXml" ds:itemID="{FB6E5DD4-6990-48BC-B81F-C0AF0B0AAFF7}">
-  <ds:schemaRefs>
-    <ds:schemaRef ds:uri="http://schemas.microsoft.com/office/2006/metadata/properties"/>
-    <ds:schemaRef ds:uri="http://schemas.microsoft.com/office/infopath/2007/PartnerControls"/>
-  </ds:schemaRefs>
-</ds:datastoreItem>
-</file>
-
-<file path=customXml/itemProps2.xml><?xml version="1.0" encoding="utf-8"?>
-<ds:datastoreItem xmlns:ds="http://schemas.openxmlformats.org/officeDocument/2006/customXml" ds:itemID="{4A904C35-EF4F-46BC-BC5D-EDDE4BF73A0B}">
-  <ds:schemaRefs>
-    <ds:schemaRef ds:uri="http://schemas.openxmlformats.org/officeDocument/2006/bibliography"/>
-  </ds:schemaRefs>
-</ds:datastoreItem>
-</file>
-
-<file path=customXml/itemProps3.xml><?xml version="1.0" encoding="utf-8"?>
 <ds:datastoreItem xmlns:ds="http://schemas.openxmlformats.org/officeDocument/2006/customXml" ds:itemID="{F00DE2D4-55C5-4787-ADB1-66D5466CBE7B}">
   <ds:schemaRefs>
     <ds:schemaRef ds:uri="http://schemas.microsoft.com/office/2006/metadata/contentType"/>
@@ -31826,6 +30258,23 @@
 </ds:datastoreItem>
 </file>
 
+<file path=customXml/itemProps2.xml><?xml version="1.0" encoding="utf-8"?>
+<ds:datastoreItem xmlns:ds="http://schemas.openxmlformats.org/officeDocument/2006/customXml" ds:itemID="{4A904C35-EF4F-46BC-BC5D-EDDE4BF73A0B}">
+  <ds:schemaRefs>
+    <ds:schemaRef ds:uri="http://schemas.openxmlformats.org/officeDocument/2006/bibliography"/>
+  </ds:schemaRefs>
+</ds:datastoreItem>
+</file>
+
+<file path=customXml/itemProps3.xml><?xml version="1.0" encoding="utf-8"?>
+<ds:datastoreItem xmlns:ds="http://schemas.openxmlformats.org/officeDocument/2006/customXml" ds:itemID="{FB6E5DD4-6990-48BC-B81F-C0AF0B0AAFF7}">
+  <ds:schemaRefs>
+    <ds:schemaRef ds:uri="http://schemas.microsoft.com/office/2006/metadata/properties"/>
+    <ds:schemaRef ds:uri="http://schemas.microsoft.com/office/infopath/2007/PartnerControls"/>
+  </ds:schemaRefs>
+</ds:datastoreItem>
+</file>
+
 <file path=customXml/itemProps4.xml><?xml version="1.0" encoding="utf-8"?>
 <ds:datastoreItem xmlns:ds="http://schemas.openxmlformats.org/officeDocument/2006/customXml" ds:itemID="{6805979E-7D1C-4B05-980C-96E9943DAFAB}">
   <ds:schemaRefs>
